--- a/klagomål/A 23569-2026 FSC-klagomål.docx
+++ b/klagomål/A 23569-2026 FSC-klagomål.docx
@@ -835,7 +835,7 @@
     <w:r>
       <w:tab/>
       <w:tab/>
-      <w:t>2026-06-15</w:t>
+      <w:t>2026-06-16</w:t>
       <w:br/>
       <w:br/>
     </w:r>

--- a/klagomål/A 23569-2026 FSC-klagomål.docx
+++ b/klagomål/A 23569-2026 FSC-klagomål.docx
@@ -835,7 +835,7 @@
     <w:r>
       <w:tab/>
       <w:tab/>
-      <w:t>2026-06-16</w:t>
+      <w:t>2026-06-17</w:t>
       <w:br/>
       <w:br/>
     </w:r>

--- a/klagomål/A 23569-2026 FSC-klagomål.docx
+++ b/klagomål/A 23569-2026 FSC-klagomål.docx
@@ -1,6 +1,6 @@
 
 <file path=word/document.xml><?xml version="1.0" encoding="utf-8"?>
-<w:document xmlns:wpc="http://schemas.microsoft.com/office/word/2010/wordprocessingCanvas" xmlns:cx="http://schemas.microsoft.com/office/drawing/2014/chartex" xmlns:cx1="http://schemas.microsoft.com/office/drawing/2015/9/8/chartex" xmlns:cx2="http://schemas.microsoft.com/office/drawing/2015/10/21/chartex" xmlns:cx3="http://schemas.microsoft.com/office/drawing/2016/5/9/chartex" xmlns:cx4="http://schemas.microsoft.com/office/drawing/2016/5/10/chartex" xmlns:cx5="http://schemas.microsoft.com/office/drawing/2016/5/11/chartex" xmlns:cx6="http://schemas.microsoft.com/office/drawing/2016/5/12/chartex" xmlns:cx7="http://schemas.microsoft.com/office/drawing/2016/5/13/chartex" xmlns:cx8="http://schemas.microsoft.com/office/drawing/2016/5/14/chartex" xmlns:mc="http://schemas.openxmlformats.org/markup-compatibility/2006" xmlns:aink="http://schemas.microsoft.com/office/drawing/2016/ink" xmlns:am3d="http://schemas.microsoft.com/office/drawing/2017/model3d" xmlns:o="urn:schemas-microsoft-com:office:office" xmlns:oel="http://schemas.microsoft.com/office/2019/extlst" xmlns:r="http://schemas.openxmlformats.org/officeDocument/2006/relationships" xmlns:m="http://schemas.openxmlformats.org/officeDocument/2006/math" xmlns:v="urn:schemas-microsoft-com:vml" xmlns:wp14="http://schemas.microsoft.com/office/word/2010/wordprocessingDrawing" xmlns:wp="http://schemas.openxmlformats.org/drawingml/2006/wordprocessingDrawing" xmlns:w10="urn:schemas-microsoft-com:office:word" xmlns:w="http://schemas.openxmlformats.org/wordprocessingml/2006/main" xmlns:w14="http://schemas.microsoft.com/office/word/2010/wordml" xmlns:w15="http://schemas.microsoft.com/office/word/2012/wordml" xmlns:w16cex="http://schemas.microsoft.com/office/word/2018/wordml/cex" xmlns:w16cid="http://schemas.microsoft.com/office/word/2016/wordml/cid" xmlns:w16="http://schemas.microsoft.com/office/word/2018/wordml" xmlns:w16sdtdh="http://schemas.microsoft.com/office/word/2020/wordml/sdtdatahash" xmlns:w16se="http://schemas.microsoft.com/office/word/2015/wordml/symex" xmlns:wpg="http://schemas.microsoft.com/office/word/2010/wordprocessingGroup" xmlns:wpi="http://schemas.microsoft.com/office/word/2010/wordprocessingInk" xmlns:wne="http://schemas.microsoft.com/office/word/2006/wordml" xmlns:wps="http://schemas.microsoft.com/office/word/2010/wordprocessingShape" mc:Ignorable="w14 w15 w16se w16cid w16 w16cex w16sdtdh wp14">
+<w:document xmlns:wpc="http://schemas.microsoft.com/office/word/2010/wordprocessingCanvas" xmlns:cx="http://schemas.microsoft.com/office/drawing/2014/chartex" xmlns:cx1="http://schemas.microsoft.com/office/drawing/2015/9/8/chartex" xmlns:cx2="http://schemas.microsoft.com/office/drawing/2015/10/21/chartex" xmlns:cx3="http://schemas.microsoft.com/office/drawing/2016/5/9/chartex" xmlns:cx4="http://schemas.microsoft.com/office/drawing/2016/5/10/chartex" xmlns:cx5="http://schemas.microsoft.com/office/drawing/2016/5/11/chartex" xmlns:cx6="http://schemas.microsoft.com/office/drawing/2016/5/12/chartex" xmlns:cx7="http://schemas.microsoft.com/office/drawing/2016/5/13/chartex" xmlns:cx8="http://schemas.microsoft.com/office/drawing/2016/5/14/chartex" xmlns:mc="http://schemas.openxmlformats.org/markup-compatibility/2006" xmlns:aink="http://schemas.microsoft.com/office/drawing/2016/ink" xmlns:am3d="http://schemas.microsoft.com/office/drawing/2017/model3d" xmlns:o="urn:schemas-microsoft-com:office:office" xmlns:oel="http://schemas.microsoft.com/office/2019/extlst" xmlns:r="http://schemas.openxmlformats.org/officeDocument/2006/relationships" xmlns:m="http://schemas.openxmlformats.org/officeDocument/2006/math" xmlns:v="urn:schemas-microsoft-com:vml" xmlns:wp14="http://schemas.microsoft.com/office/word/2010/wordprocessingDrawing" xmlns:wp="http://schemas.openxmlformats.org/drawingml/2006/wordprocessingDrawing" xmlns:w10="urn:schemas-microsoft-com:office:word" xmlns:w="http://schemas.openxmlformats.org/wordprocessingml/2006/main" xmlns:w14="http://schemas.microsoft.com/office/word/2010/wordml" xmlns:w15="http://schemas.microsoft.com/office/word/2012/wordml" xmlns:w16cex="http://schemas.microsoft.com/office/word/2018/wordml/cex" xmlns:w16cid="http://schemas.microsoft.com/office/word/2016/wordml/cid" xmlns:w16="http://schemas.microsoft.com/office/word/2018/wordml" xmlns:w16du="http://schemas.microsoft.com/office/word/2023/wordml/word16du" xmlns:w16sdtdh="http://schemas.microsoft.com/office/word/2020/wordml/sdtdatahash" xmlns:w16sdtfl="http://schemas.microsoft.com/office/word/2024/wordml/sdtformatlock" xmlns:w16se="http://schemas.microsoft.com/office/word/2015/wordml/symex" xmlns:wpg="http://schemas.microsoft.com/office/word/2010/wordprocessingGroup" xmlns:wpi="http://schemas.microsoft.com/office/word/2010/wordprocessingInk" xmlns:wne="http://schemas.microsoft.com/office/word/2006/wordml" xmlns:wps="http://schemas.microsoft.com/office/word/2010/wordprocessingShape" mc:Ignorable="w14 w15 w16se w16cid w16 w16cex w16sdtdh w16sdtfl w16du wp14">
   <w:body>
     <w:p>
       <w:r>
@@ -168,12 +168,12 @@
     </w:p>
     <w:p>
       <w:r>
-        <w:t>Detta dokument behandlar höga naturvärden i avverkningsanmälan A 23569-2026 i Vilhelmina kommun. Denna avverkningsanmälan inkom 2026-05-21 14:16:04 och omfattar 17,4 ha.</w:t>
+        <w:t>Detta dokument behandlar höga naturvärden i avverkningsanmälan A 23569-2026 i Vilhelmina kommun som inkom 2026-05-21 och omfattar 17,4 ha.</w:t>
       </w:r>
     </w:p>
     <w:p>
       <w:r>
-        <w:t>Nedan presenteras fynd av naturvårdsarter och fridlysta arter som gjorts i det avverkningsanmälda området, samt relevanta utdrag ur standarderna för FSC, Chain of Custody, Controlled Wood och PEFC. I BILAGA 1 finns artfakta om fridlysta arter.</w:t>
+        <w:t>Nedan presenteras fynd av naturvårdsarter och fridlysta arter som gjorts i det avverkningsanmälda området, samt relevanta utdrag ur standarderna för FSC, Chain of Custody, Controlled Wood och PEFC. I BILAGA 1 finns artfakta om fridlysta och rödlistade arter.</w:t>
       </w:r>
     </w:p>
     <w:p>
@@ -191,12 +191,15 @@
     </w:p>
     <w:p>
       <w:r>
-        <w:t>I avverkningsanmälan har följande 2 naturvårdsarter hittats: tallbit (VU, §4) och luddlav (S). Av dessa är 1 rödlistade. För rödlistade arter har rödlistekategorin angivits inom parentes. Arter som är signalarter enligt Skogsstyrelsen har markerats med (S). För fridlysta arter anges även paragrafen i Artskyddsförordningen som arten är fridlyst enligt.</w:t>
+        <w:t>I och inom 25 meter från avverkningsanmälan har följande 11 naturvårdsarter hittats: garnlav (VU, T), gränsticka (VU, T), lunglav (NT, T), rosenticka (NT, T), rynkskinn (NT, T), ullticka (NT, T), luddlav (S, T), mörk husmossa (S, T), skinnlav (S, T), vedticka (S, T) och tallbit (T, §4). Av dessa är 6 rödlistade. För rödlistade arter har rödlistekategorin angivits inom parentes. Arter som är signalarter enligt Skogsstyrelsen har markerats med (S). Typiska arter inom Natura 2000 som är kopplade till skogsekosystem har markerats med (T). För fridlysta arter anges även paragrafen i Artskyddsförordningen som arten är fridlyst enligt.</w:t>
       </w:r>
     </w:p>
     <w:p>
       <w:r>
-        <w:t>De påträffade naturvårdsarterna är ett tydligt kvitto på att detta rör sig om en skog med höga naturvärden. I Figur 1 visas en karta över det avverkningsanmälda området, där samtliga fyndplatser för naturvårdsarter som finns registrerade på Artportalen har markerats.</w:t>
+        <w:t>De påträffade naturvårdsarterna är ett tydligt kvitto på att det rör sig om en skog med höga naturvärden.</w:t>
+      </w:r>
+      <w:r>
+        <w:t xml:space="preserve"> I Figur 1 visas fyndplatser för naturvårdsarter i området, som finns registrerade på Artportalen.</w:t>
       </w:r>
     </w:p>
     <w:p>
@@ -206,7 +209,7 @@
       <w:r>
         <w:drawing>
           <wp:inline xmlns:a="http://schemas.openxmlformats.org/drawingml/2006/main" xmlns:pic="http://schemas.openxmlformats.org/drawingml/2006/picture">
-            <wp:extent cx="5486400" cy="6104264"/>
+            <wp:extent cx="5248206" cy="5688000"/>
             <wp:docPr id="1" name="Picture 1"/>
             <wp:cNvGraphicFramePr>
               <a:graphicFrameLocks noChangeAspect="1"/>
@@ -227,7 +230,7 @@
                   <pic:spPr>
                     <a:xfrm>
                       <a:off x="0" y="0"/>
-                      <a:ext cx="5486400" cy="6104264"/>
+                      <a:ext cx="5248206" cy="5688000"/>
                     </a:xfrm>
                     <a:prstGeom prst="rect"/>
                   </pic:spPr>
@@ -241,9 +244,119 @@
     <w:p>
       <w:pPr>
         <w:pStyle w:val="Caption"/>
+        <w:spacing w:after="240"/>
       </w:pPr>
       <w:r>
-        <w:t>Figur 1. Fyndplatser för naturvårdsarter i det avverkningsanmälda området (röd linje). Markörer utan svart kant är placerade på fyndplatsen. Markörer med svart kant är placerade vid sidan av fyndplatsen och har ett svart streck som visar fyndplatsens exakta position. Kartans mittpunktskoordinat är N 7143747, E 595406 i SWEREF 99 TM.</w:t>
+        <w:t>Figur 1. Fyndplatser för naturvårdsarter i och inom 25 meter från avverkningsanmälan (röd linje). Markörer utan svart kant är placerade på fyndplatsen. Markörer med svart kant är placerade vid sidan av fyndplatsen och har ett svart streck som visar fyndplatsens exakta position. Kartans mittpunktskoordinat är N 7143747, E 595406 i SWEREF 99 TM.</w:t>
+      </w:r>
+    </w:p>
+    <w:p>
+      <w:pPr>
+        <w:pStyle w:val="Heading2"/>
+      </w:pPr>
+      <w:r>
+        <w:t>Fridlysta arter</w:t>
+      </w:r>
+    </w:p>
+    <w:p>
+      <w:r>
+        <w:t>Följande fridlysta arter har sina livsmiljöer och växtplatser i den avverkningsanmälda skogen: tallbit (T, §4).</w:t>
+      </w:r>
+    </w:p>
+    <w:p>
+      <w:r>
+        <w:t xml:space="preserve">Observera att medlemsländerna är skyldiga att agera i enlighet med EU:s fågeldirektiv där det uttryckligen står att direktivet gäller för fåglar samt för deras ägg, bon och </w:t>
+      </w:r>
+      <w:r>
+        <w:rPr>
+          <w:b/>
+        </w:rPr>
+        <w:t xml:space="preserve">livsmiljöer </w:t>
+      </w:r>
+      <w:r>
+        <w:t>(artikel 1). Vidare att de åtgärder som vidtas inte får leda till en försämring av den nuvarande situationen beträffande bevarandet av de fågelarter som avses i artikel 1 (artikel 13). Fågeldirektivet är styrande för tillsynsansvariga myndigheters ärendehantering, ställningstaganden och beslutsfattande.</w:t>
+      </w:r>
+    </w:p>
+    <w:p>
+      <w:r>
+        <w:rPr>
+          <w:b/>
+        </w:rPr>
+        <w:t>Tallbit (§4)</w:t>
+      </w:r>
+      <w:r>
+        <w:t xml:space="preserve"> ställer höga krav på sin livsmiljö och permanent förekomst av häckande tallbit finns huvudsakligen i gammal grandominerad barrblandskog av naturskogskaraktär. Reviren är relativt stora (12–75 hektar) och arten saknas i områden med storskaligt skogsbruk med hög andel stora hyggen och täta ungskogar. Områden med dokumenterad permanent förekomst har vanligtvis så stora naturvärden att skogsbruk är olämpligt. Tallbit är typisk art för </w:t>
+      </w:r>
+      <w:r>
+        <w:rPr>
+          <w:i/>
+        </w:rPr>
+        <w:t>9010 Taiga</w:t>
+      </w:r>
+      <w:r>
+        <w:t xml:space="preserve"> (SLU Artdatabanken, 2026; Skogsstyrelsen, 2016). Observationer av tallbit i naturskog eller under häckningstid måste alltid utredas.</w:t>
+      </w:r>
+    </w:p>
+    <w:p>
+      <w:r>
+        <w:t>I BILAGA 1 finns mer detaljerad information om ekologi samt krav på livsmiljö hos fridlysta arter.</w:t>
+      </w:r>
+    </w:p>
+    <w:p>
+      <w:pPr>
+        <w:pStyle w:val="Heading2"/>
+      </w:pPr>
+      <w:r>
+        <w:t>Övriga naturvårdsarter</w:t>
+      </w:r>
+    </w:p>
+    <w:p>
+      <w:r>
+        <w:rPr>
+          <w:b/>
+        </w:rPr>
+        <w:t>Garnlav (VU)</w:t>
+      </w:r>
+      <w:r>
+        <w:t xml:space="preserve"> är en utpräglad barrskogsart som ibland kan drapera träden i norrländska grannaturskogar med hög luftfuktighet. Den förekommer även i talldominerade bestånd där den, förutom i trädens grenverk, påträffas hängande över ojämnheter i tallbarken. Arten har minskat starkt i södra och mellersta Sverige och den minskar även i sitt nordliga utbredningsområde. Minskningstakten uppgår till 30 (20–50) % inom 50 år och överstiger gränsvärdet för Sårbar (VU). Orsaken till tillbakagången beror främst på slutavverkningar av naturskogsartade skogar. Bestånd med riklig förekomst bör regelmässigt sparas, vilket även gynnar flera andra sällsynta och rödlistade arter. Garnlav är värdväxt för den mycket sällsynta och akut hotade fjärilen barrskogslavfly (CR) som hör hemma i boreala barrskogar med riklig förekomst av värdväxten. Tidigare kunde arten konstateras årligen på flera platser vid Dala-Floda i Dalarna innan lokalerna kalavverkades. Senaste fyndet i landet av barrskogslavfly är från år 2000 då den påträffades vid Högberget i Sollefteå kommun. Garnlav är typisk art för </w:t>
+      </w:r>
+      <w:r>
+        <w:rPr>
+          <w:i/>
+        </w:rPr>
+        <w:t xml:space="preserve">9010 Taiga </w:t>
+      </w:r>
+      <w:r>
+        <w:t>och</w:t>
+      </w:r>
+      <w:r>
+        <w:rPr>
+          <w:i/>
+        </w:rPr>
+        <w:t xml:space="preserve"> 9070 Trädklädd betesmark</w:t>
+      </w:r>
+      <w:r>
+        <w:t xml:space="preserve"> (SLU Artdatabanken, 2026).</w:t>
+      </w:r>
+    </w:p>
+    <w:p>
+      <w:r>
+        <w:rPr>
+          <w:b/>
+        </w:rPr>
+        <w:t>Gränsticka (VU)</w:t>
+      </w:r>
+      <w:r>
+        <w:t xml:space="preserve"> är en mycket bra signalart inom hela sitt utbredningsområde. Den är huvudsakligen knuten till restbestånd av barrnaturskog och förekommer med ett tydligt optimum i orörda eller måttligt påverkade gamla granskogar där det föreligger långvarig kontinuitet av grov död ved. Den totala populationen bedöms ha minskat och fortsätter att minska i takt med att grankontinuitetsskogar (äldre tidigare icke kalavverkade skogar) minskar i areal. Minskningstakten överstiger gränsvärdet för sårbar (VU). Lokaler som hyser arten bör undantas från skogsbruk, speciellt i mellersta och södra Sverige. Gränsticka är typisk art för </w:t>
+      </w:r>
+      <w:r>
+        <w:rPr>
+          <w:i/>
+        </w:rPr>
+        <w:t>9010 Taiga</w:t>
+      </w:r>
+      <w:r>
+        <w:t xml:space="preserve"> (SLU Artdatabanken, 2026; Nitare &amp; Skogsstyrelsen, 2019).</w:t>
       </w:r>
     </w:p>
     <w:p>
@@ -279,6 +392,254 @@
           <w:i/>
         </w:rPr>
         <w:t xml:space="preserve"> 9190 Näringsfattig ekskog </w:t>
+      </w:r>
+      <w:r>
+        <w:t>(Nitare &amp; Skogsstyrelsen, 2019; SLU Artdatabanken, 2025).</w:t>
+      </w:r>
+    </w:p>
+    <w:p>
+      <w:r>
+        <w:rPr>
+          <w:b/>
+        </w:rPr>
+        <w:t>Lunglav (NT)</w:t>
+      </w:r>
+      <w:r>
+        <w:t xml:space="preserve"> är en av vårt lands främsta signalarter som överallt indikerar gamla lövträd, skogsbestånd med höga naturvärden och ekosystem med långskoglig kontinuitet. Lokalt kan förekomsten vara mycket riklig men den hittas nästan enbart i gamla och ej slutavverkade skogar. Artens samtliga förekomster bör uppmärksammas från naturvårdssynpunkt, då många lokaler även hyser andra ovanliga och rödlistade arter. Rikliga förekomster bör skyddas med biotopskydd, frivilliga avsättningar eller reservat. På lunglav kan de sällsynta lavparasiterna lunglavshårprick (CR), </w:t>
+      </w:r>
+      <w:r>
+        <w:rPr>
+          <w:i/>
+        </w:rPr>
+        <w:t>Abrothallus diederichii</w:t>
+      </w:r>
+      <w:r>
+        <w:t xml:space="preserve"> (VU), </w:t>
+      </w:r>
+      <w:r>
+        <w:rPr>
+          <w:i/>
+        </w:rPr>
+        <w:t>Abrothallus lobariae</w:t>
+      </w:r>
+      <w:r>
+        <w:t xml:space="preserve"> (VU), </w:t>
+      </w:r>
+      <w:r>
+        <w:rPr>
+          <w:i/>
+        </w:rPr>
+        <w:t>Calycina lobariae</w:t>
+      </w:r>
+      <w:r>
+        <w:t xml:space="preserve"> (VU), lunglavsknapp (VU) och skrovelmössing (VU) påträffas. Lunglav är typisk art för </w:t>
+      </w:r>
+      <w:r>
+        <w:rPr>
+          <w:i/>
+        </w:rPr>
+        <w:t>9010 Taiga, 9020 Nordlig ädellövskog, 9110 Näringsfattig bokskog, 9130 Näringsrik bokskog, 9160 Näringsrik ekskog, 9180 Ädellövskog i branter, 9190 Näringsfattig ekskog, 9070 Trädklädd betesmark, 9040 Fjällbjörkskog</w:t>
+      </w:r>
+      <w:r>
+        <w:t xml:space="preserve"> och</w:t>
+      </w:r>
+      <w:r>
+        <w:rPr>
+          <w:i/>
+        </w:rPr>
+        <w:t xml:space="preserve"> 6530 Lövängar</w:t>
+      </w:r>
+      <w:r>
+        <w:t xml:space="preserve"> (SLU Artdatabanken, 2026; Nitare &amp; Skogsstyrelsen, 2019).</w:t>
+      </w:r>
+    </w:p>
+    <w:p>
+      <w:r>
+        <w:rPr>
+          <w:b/>
+        </w:rPr>
+        <w:t xml:space="preserve">Mörk husmossa </w:t>
+      </w:r>
+      <w:r>
+        <w:t xml:space="preserve">är en mycket bra signalart i södra och mellersta Sverige. Den är sannolikt svårspridd och växer huvudsakligen i skog med lång skoglig kontinuitet i områden med konstant hög luftfuktighet. Den är känslig för större avverkningar, men tål plockhuggning som lämnar ett tätare trädskikt och ett obrutet, fukthållande mosstäcke på marken. Ett par studier har klart visat att artens tillväxt försämras när skogen huggs ner intill växtplatsen, och att ett kalhygges påverkan på mörk husmossa avtar både med avståndet från kalhygget och ju fuktigare växtplatsen är. Mörk husmossa är typisk art för </w:t>
+      </w:r>
+      <w:r>
+        <w:rPr>
+          <w:i/>
+        </w:rPr>
+        <w:t xml:space="preserve">9010 Taiga, 9050 Näringsrik granskog, 9080 Lövsumpskog, 9750 Svämlövskog, 9020 Nordlig ädellövskog, 9160 Näringsrik ekskog </w:t>
+      </w:r>
+      <w:r>
+        <w:t>och</w:t>
+      </w:r>
+      <w:r>
+        <w:rPr>
+          <w:i/>
+        </w:rPr>
+        <w:t xml:space="preserve"> 9180 Ädellövskog i branter</w:t>
+      </w:r>
+      <w:r>
+        <w:t xml:space="preserve"> (SLU Artdatabanken, 2024; Nitare &amp; Skogsstyrelsen, 2019).</w:t>
+      </w:r>
+    </w:p>
+    <w:p>
+      <w:r>
+        <w:rPr>
+          <w:b/>
+        </w:rPr>
+        <w:t>Rosenticka (NT)</w:t>
+      </w:r>
+      <w:r>
+        <w:t xml:space="preserve">, rödlistad som nära hotad, ingår i en karaktäristisk association av vedsvampar som växer på gamla, grova granlågor i urskogsartade barrskogar. Den är placerad i toppen av Skogsstyrelsens värdepyramid för bedömning av skog med höga naturvärden och indikerar ett granskogsekosystem med långvarig kontinuitet av grova lågor. Artens beroende av grova granlågor innebär att alla skogsskötselåtgärder på eller i omedelbar närhet av lokalerna utgör ett hot på lång sikt. Det är angeläget att populationerna inte ytterligare glesas ut och ett tillräckligt antal områden där arten nu finns måste sparas för framtiden. Rosenticka är typisk art för </w:t>
+      </w:r>
+      <w:r>
+        <w:rPr>
+          <w:i/>
+        </w:rPr>
+        <w:t xml:space="preserve">9010 Taiga </w:t>
+      </w:r>
+      <w:r>
+        <w:t xml:space="preserve">och </w:t>
+      </w:r>
+      <w:r>
+        <w:rPr>
+          <w:i/>
+        </w:rPr>
+        <w:t>9050 Näringsrik granskog</w:t>
+      </w:r>
+      <w:r>
+        <w:t xml:space="preserve"> (Nitare &amp; Skogsstyrelsen, 2019; SLU Artdatabanken, 2024).</w:t>
+      </w:r>
+    </w:p>
+    <w:p>
+      <w:r>
+        <w:rPr>
+          <w:b/>
+        </w:rPr>
+        <w:t>Rynkskinn (NT)</w:t>
+      </w:r>
+      <w:r>
+        <w:t xml:space="preserve"> är en vednedbrytare som växer på grova granlågor och ingår i en karaktäristisk association av vedsvampar knutna till urskogsartade barrskogar. Den har klassificerats som en “urskogsindikator” och är placerad i toppen av Skogsstyrelsens värdepyramid för bedömning av skog med höga naturvärden. Allt tyder på att rynkskinn är mycket känslig för skogliga ingrepp och lokalerna, som oftast har höga biologiska kvaliteter, bör lämnas till fri utveckling. Rynkskinn är typisk art för </w:t>
+      </w:r>
+      <w:r>
+        <w:rPr>
+          <w:i/>
+        </w:rPr>
+        <w:t xml:space="preserve">9010 Taiga, 9050 Näringsrik granskog </w:t>
+      </w:r>
+      <w:r>
+        <w:t>och</w:t>
+      </w:r>
+      <w:r>
+        <w:rPr>
+          <w:i/>
+        </w:rPr>
+        <w:t xml:space="preserve"> 9030 Landhöjningsskog</w:t>
+      </w:r>
+      <w:r>
+        <w:t xml:space="preserve"> (Nitare &amp; Skogsstyrelsen, 2019; SLU Artdatabanken, 2026).</w:t>
+      </w:r>
+    </w:p>
+    <w:p>
+      <w:r>
+        <w:rPr>
+          <w:b/>
+        </w:rPr>
+        <w:t xml:space="preserve">Skinnlav </w:t>
+      </w:r>
+      <w:r>
+        <w:t xml:space="preserve">förekommer på diverse lövträd, främst på gammal asp och sälg. Den påträffas främst i områden med lång kontinuitet av grova lövträd och signalerar skogsmark med höga naturvärden. På lokalerna förekommer som regel ett flertal andra ovanliga eller rödlistade lavar. I likhet med gelélavarna, etablerar sig skinnlaven i skogsmark på grova aspar i sena lövsuccessioner. Skinnlav är typisk art för </w:t>
+      </w:r>
+      <w:r>
+        <w:rPr>
+          <w:i/>
+        </w:rPr>
+        <w:t xml:space="preserve">9010 Taiga, 9020 Nordlig ädellövskog </w:t>
+      </w:r>
+      <w:r>
+        <w:t xml:space="preserve">och </w:t>
+      </w:r>
+      <w:r>
+        <w:rPr>
+          <w:i/>
+        </w:rPr>
+        <w:t xml:space="preserve">9070 Trädklädd betesmark </w:t>
+      </w:r>
+      <w:r>
+        <w:t>(Nitare &amp; Skogsstyrelsen, 2019; SLU Artdatabanken, 2025).</w:t>
+      </w:r>
+    </w:p>
+    <w:p>
+      <w:r>
+        <w:rPr>
+          <w:b/>
+        </w:rPr>
+        <w:t>Ullticka (NT)</w:t>
+      </w:r>
+      <w:r>
+        <w:t xml:space="preserve"> är knuten till restbestånd av barrnaturskog och förekommer med ett tydligt optimum i orörda eller måttligt påverkade gamla granskogar där det föreligger viss kontinuitet av grov död ved. Ullticka är en bra signalart inom hela sitt utbredningsområde och i södra Sverige är den sällsynt och en god signalart för skyddsvärda granskogsmiljöer. Den hotas av avverkning och fragmentering av naturskog och äldre granskog med lång trädkontinuitet. På ullticka kan ibland ulltickeporing (VU) påträffas - det är en sällsynt ticka som nyligen delats upp i de tre olika arterna ulltickeporing </w:t>
+      </w:r>
+      <w:r>
+        <w:rPr>
+          <w:i/>
+        </w:rPr>
+        <w:t xml:space="preserve">Skeletocutis brevispora </w:t>
+      </w:r>
+      <w:r>
+        <w:t>(VU)</w:t>
+      </w:r>
+      <w:r>
+        <w:rPr>
+          <w:i/>
+        </w:rPr>
+        <w:t>, Skeletocutis delicata</w:t>
+      </w:r>
+      <w:r>
+        <w:t xml:space="preserve"> (VU)</w:t>
+      </w:r>
+      <w:r>
+        <w:rPr>
+          <w:i/>
+        </w:rPr>
+        <w:t xml:space="preserve"> och Skeletocutis exilis</w:t>
+      </w:r>
+      <w:r>
+        <w:t xml:space="preserve"> (NT). Ullticka är typisk art för </w:t>
+      </w:r>
+      <w:r>
+        <w:rPr>
+          <w:i/>
+        </w:rPr>
+        <w:t xml:space="preserve">9010 Taiga, 9050 Näringsrik granskog </w:t>
+      </w:r>
+      <w:r>
+        <w:t xml:space="preserve">och </w:t>
+      </w:r>
+      <w:r>
+        <w:rPr>
+          <w:i/>
+        </w:rPr>
+        <w:t>9030 Landhöjningsskog</w:t>
+      </w:r>
+      <w:r>
+        <w:t xml:space="preserve"> (SLU Artdatabanken, 2026; Nitare &amp; Skogsstyrelsen, 2019; Miettinen &amp; Niemelä, 2018).</w:t>
+      </w:r>
+    </w:p>
+    <w:p>
+      <w:r>
+        <w:rPr>
+          <w:b/>
+        </w:rPr>
+        <w:t xml:space="preserve">Vedticka </w:t>
+      </w:r>
+      <w:r>
+        <w:t xml:space="preserve">är en bra signalart söder om den naturliga norrlandsgränsen. Den är huvudsakligen knuten till äldre barrskogar där det föreligger långvarig kontinuitet av död barrved. Vedticka är typisk art för </w:t>
+      </w:r>
+      <w:r>
+        <w:rPr>
+          <w:i/>
+        </w:rPr>
+        <w:t xml:space="preserve">9010 Taiga </w:t>
       </w:r>
       <w:r>
         <w:t>(Nitare &amp; Skogsstyrelsen, 2019; SLU Artdatabanken, 2025).</w:t>
@@ -289,26 +650,26 @@
         <w:pStyle w:val="Heading1"/>
       </w:pPr>
       <w:r>
-        <w:t>Fridlysta arter</w:t>
+        <w:t>Certifiering</w:t>
       </w:r>
     </w:p>
     <w:p>
-      <w:r>
-        <w:t>Följande fridlysta arter har sina livsmiljöer och växtplatser i den avverkningsanmälda skogen: tallbit (VU, §4).</w:t>
+      <w:pPr>
+        <w:pStyle w:val="Heading2"/>
+      </w:pPr>
+      <w:r>
+        <w:t>Ur FSC-standarden</w:t>
       </w:r>
     </w:p>
     <w:p>
-      <w:r>
-        <w:t xml:space="preserve">Observera att medlemsländerna är skyldiga att agera i enlighet med EU:s fågeldirektiv där det uttryckligen står att direktivet gäller för fåglar samt för deras ägg, bon och </w:t>
-      </w:r>
       <w:r>
         <w:rPr>
           <w:b/>
         </w:rPr>
-        <w:t xml:space="preserve">livsmiljöer </w:t>
-      </w:r>
-      <w:r>
-        <w:t>(artikel 1). Vidare att de åtgärder som vidtas inte får leda till en försämring av den nuvarande situationen beträffande bevarandet av de fågelarter som avses i artikel 1 (artikel 13). Fågeldirektivet är styrande för tillsynsansvariga myndigheters ärendehantering, ställningstaganden och beslutsfattande.</w:t>
+        <w:t xml:space="preserve">PRINCIP 1: LAGEFTERLEVNAD: </w:t>
+      </w:r>
+      <w:r>
+        <w:t>Certifikatsinnehavaren ska följa alla tillämpliga lagar, förordningar och nationellt ratificerade internationella avtal, konventioner och överenskommelser.</w:t>
       </w:r>
     </w:p>
     <w:p>
@@ -316,24 +677,234 @@
         <w:rPr>
           <w:b/>
         </w:rPr>
-        <w:t>Tallbit (§4)</w:t>
-      </w:r>
-      <w:r>
-        <w:t xml:space="preserve"> ställer höga krav på sin livsmiljö och permanent förekomst av häckande tallbit finns huvudsakligen i gammal grandominerad barrblandskog av naturskogskaraktär. Reviren är relativt stora (12–75 hektar) och arten saknas i områden med storskaligt skogsbruk med hög andel stora hyggen och täta ungskogar. Områden med dokumenterad permanent förekomst har vanligtvis så stora naturvärden att skogsbruk är olämpligt. Tallbit är typisk art för </w:t>
+        <w:t xml:space="preserve">1.3.1 </w:t>
+      </w:r>
+      <w:r>
+        <w:t>Tillämpliga lagar och föreskrifter för brukandet av skogen följs.</w:t>
+      </w:r>
+    </w:p>
+    <w:p>
+      <w:pPr>
+        <w:pStyle w:val="ListBullet"/>
+      </w:pPr>
+      <w:r>
+        <w:rPr>
+          <w:b/>
+          <w:i/>
+        </w:rPr>
+        <w:t xml:space="preserve">Kommentar: </w:t>
+      </w:r>
+      <w:r>
+        <w:t>I den avverkningsanmälda skogen har fridlysta arter sina livsmiljöer och växtplatser. Att skada de fridlysta arternas livsmiljöer, växtplatser eller ekologiska funktion är inte tillåtet enligt artskyddsförordningen.</w:t>
       </w:r>
       <w:r>
         <w:rPr>
           <w:i/>
         </w:rPr>
-        <w:t>9010 Taiga</w:t>
-      </w:r>
-      <w:r>
-        <w:t xml:space="preserve"> (SLU Artdatabanken, 2026; Skogsstyrelsen, 2016). Observationer av tallbit i naturskog eller under häckningstid måste alltid utredas.</w:t>
+        <w:t xml:space="preserve"> EU:s medlemsländer och skogsbolag är skyldiga att agera i enlighet med EU:s fågeldirektiv där det uttryckligen står att direktivet gäller för fåglar samt för deras ägg, bon och </w:t>
+      </w:r>
+      <w:r>
+        <w:rPr>
+          <w:b/>
+          <w:i/>
+        </w:rPr>
+        <w:t xml:space="preserve">livsmiljöer </w:t>
+      </w:r>
+      <w:r>
+        <w:t>(artikel 1). Vidare att de åtgärder som vidtas inte får leda till en försämring av den nuvarande situationen beträffande bevarandet av de fågelarter som avses i artikel 1 (artikel 13).</w:t>
       </w:r>
     </w:p>
     <w:p>
       <w:r>
-        <w:t>I BILAGA 1 finns mer detaljerad information om ekologi samt krav på livsmiljö hos fridlysta arter.</w:t>
+        <w:rPr>
+          <w:b/>
+        </w:rPr>
+        <w:t xml:space="preserve">6.4 </w:t>
+      </w:r>
+      <w:r>
+        <w:t>Certifikatsinnehavaren ska skydda sällsynta arter och hotade arter samt deras livsmiljöer inom skogsbruksenheten. Det ska ske genom avsättningar, andra skyddade områden och genom att skapa konnektivitet och/eller genom andra direkta åtgärder som gynnar dessa arters överlevnad och livskraft. Åtgärderna ska stå i förhållande till brukandets skala, intensitet och risk, samt till sällsynta och hotade arters bevarandestatus och ekologiska krav. Certifikatsinnehavaren ska beakta den geografiska spridningen och ekologiska krav hos sällsynta och hotade arter utanför skogsbruksenhetens gränser när beslut om åtgärder inom skogsbruksenheten ska fattas.</w:t>
+      </w:r>
+    </w:p>
+    <w:p>
+      <w:r>
+        <w:rPr>
+          <w:b/>
+        </w:rPr>
+        <w:t xml:space="preserve">6.4.3 </w:t>
+      </w:r>
+      <w:r>
+        <w:t>Bevarandeåtgärder genomförs för de kända förekomster av rödlistade arter som påverkas av skogsbruk.</w:t>
+      </w:r>
+    </w:p>
+    <w:p>
+      <w:pPr>
+        <w:pStyle w:val="ListBullet"/>
+      </w:pPr>
+      <w:r>
+        <w:rPr>
+          <w:b/>
+          <w:i/>
+        </w:rPr>
+        <w:t xml:space="preserve">Kommentar: </w:t>
+      </w:r>
+      <w:r>
+        <w:rPr>
+          <w:i/>
+        </w:rPr>
+        <w:t>I det avverkningsanmälda skogsområdet har 11 naturvårdsarter varav 6 rödlistade arter sina livsmiljöer och växtplatser.</w:t>
+      </w:r>
+    </w:p>
+    <w:p>
+      <w:pPr>
+        <w:pStyle w:val="Heading2"/>
+      </w:pPr>
+      <w:r>
+        <w:t>Ur Chain of Custody Certification (FSC-STD-40-004 ver 3.0)</w:t>
+      </w:r>
+    </w:p>
+    <w:p>
+      <w:r>
+        <w:rPr>
+          <w:b/>
+        </w:rPr>
+        <w:t xml:space="preserve">1.3 </w:t>
+      </w:r>
+      <w:r>
+        <w:t xml:space="preserve">The organization shall commit to the FSC values as defined in FSC-POL-01-004 Policy for the Association of Organizations with FSC. </w:t>
+      </w:r>
+    </w:p>
+    <w:p>
+      <w:pPr>
+        <w:pStyle w:val="Heading2"/>
+      </w:pPr>
+      <w:r>
+        <w:t>Ur FSC:s policy för associerade organisationer (FSC-POL-01-004)</w:t>
+      </w:r>
+    </w:p>
+    <w:p>
+      <w:r>
+        <w:t xml:space="preserve">Som “Chain of Custody”-certifierad organisation är skogsbolaget bunden av de fastställda reglerna i Del 1 Punkt 1 c) i Policy för organisationer associerade med FSC (FSC-POL-01-004 V2-0 EN + SVE version 2012-03-02): </w:t>
+      </w:r>
+    </w:p>
+    <w:p>
+      <w:pPr>
+        <w:pStyle w:val="ListNumber"/>
+      </w:pPr>
+      <w:r>
+        <w:t>De organisationer FSC kan acceptera association med får inte direkt eller indirekt ha några kopplingar till nedanstående, oacceptabla aktiviteter:</w:t>
+      </w:r>
+    </w:p>
+    <w:p>
+      <w:pPr>
+        <w:ind w:left="357"/>
+      </w:pPr>
+      <w:r>
+        <w:t>a) Olaglig skogsavverkning och handel med olagligt avverkat virke eller skogsprodukter</w:t>
+      </w:r>
+    </w:p>
+    <w:p>
+      <w:pPr>
+        <w:ind w:left="357"/>
+      </w:pPr>
+      <w:r>
+        <w:t>...</w:t>
+      </w:r>
+    </w:p>
+    <w:p>
+      <w:pPr>
+        <w:ind w:left="357"/>
+      </w:pPr>
+      <w:r>
+        <w:t>c) Skogsbruk som förstör höga naturvärden</w:t>
+      </w:r>
+    </w:p>
+    <w:p>
+      <w:pPr>
+        <w:ind w:left="357"/>
+      </w:pPr>
+      <w:r>
+        <w:t>d) Betydande omvandling av skog till plantager eller annan, icke skoglig, markanvändning</w:t>
+      </w:r>
+    </w:p>
+    <w:p>
+      <w:pPr>
+        <w:pStyle w:val="ListBullet"/>
+      </w:pPr>
+      <w:r>
+        <w:rPr>
+          <w:b/>
+          <w:i/>
+        </w:rPr>
+        <w:t xml:space="preserve">Kommentar: </w:t>
+      </w:r>
+      <w:r>
+        <w:rPr>
+          <w:i/>
+        </w:rPr>
+        <w:t>Avverkning av skog med höga naturvärden samt skada på fridlysta arter strider både mot FSC Controlled Wood-standarden och FSC:s policy for associerade organisationer.</w:t>
+      </w:r>
+    </w:p>
+    <w:p>
+      <w:pPr>
+        <w:pStyle w:val="Heading2"/>
+      </w:pPr>
+      <w:r>
+        <w:t>Ur FSC Controlled Wood (FSC-STD-40-005)</w:t>
+      </w:r>
+    </w:p>
+    <w:p>
+      <w:r>
+        <w:t>Virke som inte accepteras i FSC-märkta produkter (oacceptabelt ursprung) enligt FSC Controlled Wood (FSC-STD-40-005):</w:t>
+      </w:r>
+    </w:p>
+    <w:p>
+      <w:pPr>
+        <w:pStyle w:val="ListNumber"/>
+      </w:pPr>
+      <w:r>
+        <w:t>Illegalt avverkat virke.</w:t>
+      </w:r>
+    </w:p>
+    <w:p>
+      <w:pPr>
+        <w:pStyle w:val="ListNumber"/>
+      </w:pPr>
+      <w:r>
+        <w:t>...</w:t>
+      </w:r>
+    </w:p>
+    <w:p>
+      <w:pPr>
+        <w:pStyle w:val="ListNumber"/>
+      </w:pPr>
+      <w:r>
+        <w:t>Virke från avverkningar som hotar höga naturvärden.</w:t>
+      </w:r>
+    </w:p>
+    <w:p>
+      <w:pPr>
+        <w:pStyle w:val="ListNumber"/>
+      </w:pPr>
+      <w:r>
+        <w:t>Virke från skog som konverteras till plantager eller icke-skogligt bruk.</w:t>
+      </w:r>
+    </w:p>
+    <w:p>
+      <w:pPr>
+        <w:pStyle w:val="ListBullet"/>
+      </w:pPr>
+      <w:r>
+        <w:rPr>
+          <w:b/>
+          <w:i/>
+        </w:rPr>
+        <w:t xml:space="preserve">Kommentar: </w:t>
+      </w:r>
+      <w:r>
+        <w:rPr>
+          <w:i/>
+        </w:rPr>
+        <w:t>Avverkning av skog med höga naturvärden samt skada på fridlysta arter strider både mot FSC Controlled Wood-standarden och FSC:s policy for associerade organisationer.</w:t>
       </w:r>
     </w:p>
     <w:p>
@@ -341,7 +912,108 @@
         <w:pStyle w:val="Heading1"/>
       </w:pPr>
       <w:r>
-        <w:t>Certifiering</w:t>
+        <w:t>Ur PEFC-standarden gällande lagefterlevnad</w:t>
+      </w:r>
+    </w:p>
+    <w:p>
+      <w:r>
+        <w:t>PEFC-standarden förutsätter att tillämplig svensk lagstiftning följs. Det är utsedd tillsynsmyndighet som ansvarar för tillsyn av lagens efterlevnad. PEFC-standarden återger innehållet i vissa certifieringskritiska lag- och föreskriftskrav vilka ska ingå i granskning av PEFC-systemets efterlevnad.</w:t>
+      </w:r>
+    </w:p>
+    <w:p>
+      <w:pPr>
+        <w:pStyle w:val="ListBullet"/>
+      </w:pPr>
+      <w:r>
+        <w:rPr>
+          <w:b/>
+          <w:i/>
+        </w:rPr>
+        <w:t xml:space="preserve">Kommentar: </w:t>
+      </w:r>
+      <w:r>
+        <w:rPr>
+          <w:i/>
+        </w:rPr>
+        <w:t>I den avverkningsanmälda skogen har fridlysta arter sina livsmiljöer och växtplatser. Att skada de fridlysta arternas livsmiljöer, växtplatser eller ekologiska funktion är inte tillåtet enligt artskyddsförordningen</w:t>
+      </w:r>
+    </w:p>
+    <w:p>
+      <w:r>
+        <w:br w:type="page"/>
+      </w:r>
+    </w:p>
+    <w:p>
+      <w:pPr>
+        <w:pStyle w:val="Title"/>
+      </w:pPr>
+      <w:r>
+        <w:t>BILAGA 1 –</w:t>
+        <w:br/>
+        <w:t>Fridlysta och rödlistade arter</w:t>
+      </w:r>
+    </w:p>
+    <w:p>
+      <w:pPr>
+        <w:pStyle w:val="Heading1"/>
+      </w:pPr>
+      <w:r>
+        <w:t>Lunglav – ekologi samt krav på livsmiljön</w:t>
+      </w:r>
+    </w:p>
+    <w:p>
+      <w:r>
+        <w:t xml:space="preserve">Lunglav (NT) är en av vårt lands främsta signalarter som överallt indikerar gamla lövträd, skogsbestånd med höga naturvärden och ekosystem med lång skoglig kontinuitet. Lokalt kan förekomsten vara mycket riklig men den hittas nästan enbart i gamla och ej slutavverkade skogar. Artens samtliga förekomster bör uppmärksammas från naturvårdssynpunkt, då många lokaler även hyser andra ovanliga och rödlistade arter, däribland de sällsynta lavparasiterna lunglavshårprick (CR), </w:t>
+      </w:r>
+      <w:r>
+        <w:rPr>
+          <w:i/>
+        </w:rPr>
+        <w:t>Abrothallus diederichii</w:t>
+      </w:r>
+      <w:r>
+        <w:t xml:space="preserve"> (VU), </w:t>
+      </w:r>
+      <w:r>
+        <w:rPr>
+          <w:i/>
+        </w:rPr>
+        <w:t>Abrothallus lobariae</w:t>
+      </w:r>
+      <w:r>
+        <w:t xml:space="preserve"> (VU), </w:t>
+      </w:r>
+      <w:r>
+        <w:rPr>
+          <w:i/>
+        </w:rPr>
+        <w:t>Calycina lobariae</w:t>
+      </w:r>
+      <w:r>
+        <w:t xml:space="preserve"> (VU), lunglavsknapp (VU) och skrovelmössing (VU), som växer på lunglav. Rikliga förekomster med lunglav bör skyddas med biotopskydd, frivilliga avsättningar eller reservat (SLU Artdatabanken, 2026; Nitare &amp; Skogsstyrelsen, 2019).</w:t>
+      </w:r>
+    </w:p>
+    <w:p>
+      <w:r>
+        <w:t xml:space="preserve">Lunglav är typisk art för </w:t>
+      </w:r>
+      <w:r>
+        <w:rPr>
+          <w:i/>
+        </w:rPr>
+        <w:t>9010 Taiga, 9020 Nordlig ädellövskog, 9110 Näringsfattig bokskog, 9130 Näringsrik bokskog, 9160 Näringsrik ekskog, 9180 Ädellövskog i branter, 9190 Näringsfattig ekskog, 9070 Trädklädd betesmark, 9040 Fjällbjörkskog</w:t>
+      </w:r>
+      <w:r>
+        <w:t xml:space="preserve"> och</w:t>
+      </w:r>
+      <w:r>
+        <w:rPr>
+          <w:i/>
+        </w:rPr>
+        <w:t xml:space="preserve"> 6530 Lövängar</w:t>
+      </w:r>
+      <w:r>
+        <w:t xml:space="preserve"> (SLU Artdatabanken, 2026).</w:t>
       </w:r>
     </w:p>
     <w:p>
@@ -349,297 +1021,35 @@
         <w:pStyle w:val="Heading2"/>
       </w:pPr>
       <w:r>
-        <w:t>Ur FSC-standarden</w:t>
+        <w:t>Referenser – lunglav</w:t>
       </w:r>
     </w:p>
     <w:p>
       <w:r>
-        <w:rPr>
-          <w:b/>
-        </w:rPr>
-        <w:t xml:space="preserve">PRINCIP 1: LAGEFTERLEVNAD: </w:t>
-      </w:r>
-      <w:r>
-        <w:t>Certifikatsinnehavaren ska följa alla tillämpliga lagar, förordningar och nationellt ratificerade internationella avtal, konventioner och överenskommelser.</w:t>
-      </w:r>
-    </w:p>
-    <w:p>
-      <w:r>
-        <w:rPr>
-          <w:b/>
-        </w:rPr>
-        <w:t xml:space="preserve">1.3.1 </w:t>
-      </w:r>
-      <w:r>
-        <w:t>Tillämpliga lagar och föreskrifter för brukandet av skogen följs.</w:t>
-      </w:r>
-    </w:p>
-    <w:p>
-      <w:pPr>
-        <w:pStyle w:val="ListBullet"/>
-      </w:pPr>
-      <w:r>
-        <w:rPr>
-          <w:b/>
-          <w:i/>
-        </w:rPr>
-        <w:t xml:space="preserve">Kommentar: </w:t>
-      </w:r>
-      <w:r>
-        <w:t>I den avverkningsanmälda skogen har fridlysta arter sina livsmiljöer och växtplatser. Att skada de fridlysta arternas livsmiljöer, växtplatser eller ekologiska funktion är inte tillåtet enligt artskyddsförordningen.</w:t>
+        <w:t xml:space="preserve">Nitare, J. och Skogsstyrelsen, 2019. </w:t>
       </w:r>
       <w:r>
         <w:rPr>
           <w:i/>
         </w:rPr>
-        <w:t xml:space="preserve"> EU:s medlemsländer och skogsbolag är skyldiga att agera i enlighet med EU:s fågeldirektiv där det uttryckligen står att direktivet gäller för fåglar samt för deras ägg, bon och </w:t>
-      </w:r>
-      <w:r>
-        <w:rPr>
-          <w:b/>
-          <w:i/>
-        </w:rPr>
-        <w:t xml:space="preserve">livsmiljöer </w:t>
-      </w:r>
-      <w:r>
-        <w:t>(artikel 1). Vidare att de åtgärder som vidtas inte får leda till en försämring av den nuvarande situationen beträffande bevarandet av de fågelarter som avses i artikel 1 (artikel 13).</w:t>
+        <w:t xml:space="preserve">Skyddsvärd skog – Naturvårdsarter och andra kriterier för naturvärdesbedömning. </w:t>
+      </w:r>
+      <w:r>
+        <w:t>Skogsstyrelsen.</w:t>
       </w:r>
     </w:p>
     <w:p>
       <w:r>
-        <w:rPr>
-          <w:b/>
-        </w:rPr>
-        <w:t xml:space="preserve">6.4 </w:t>
-      </w:r>
-      <w:r>
-        <w:t>Certifikatsinnehavaren ska skydda sällsynta arter och hotade arter samt deras livsmiljöer inom skogsbruksenheten. Det ska ske genom avsättningar, andra skyddade områden och genom att skapa konnektivitet och/eller genom andra direkta åtgärder som gynnar dessa arters överlevnad och livskraft. Åtgärderna ska stå i förhållande till brukandets skala, intensitet och risk, samt till sällsynta och hotade arters bevarandestatus och ekologiska krav. Certifikatsinnehavaren ska beakta den geografiska spridningen och ekologiska krav hos sällsynta och hotade arter utanför skogsbruksenhetens gränser när beslut om åtgärder inom skogsbruksenheten ska fattas.</w:t>
-      </w:r>
-    </w:p>
-    <w:p>
-      <w:r>
-        <w:rPr>
-          <w:b/>
-        </w:rPr>
-        <w:t xml:space="preserve">6.4.3 </w:t>
-      </w:r>
-      <w:r>
-        <w:t>Bevarandeåtgärder genomförs för de kända förekomster av rödlistade arter som påverkas av skogsbruk.</w:t>
-      </w:r>
-    </w:p>
-    <w:p>
-      <w:pPr>
-        <w:pStyle w:val="ListBullet"/>
-      </w:pPr>
-      <w:r>
-        <w:rPr>
-          <w:b/>
-          <w:i/>
-        </w:rPr>
-        <w:t xml:space="preserve">Kommentar: </w:t>
+        <w:t xml:space="preserve">SLU Artdatabanken, 2026. </w:t>
       </w:r>
       <w:r>
         <w:rPr>
           <w:i/>
         </w:rPr>
-        <w:t>I det avverkningsanmälda skogsområdet har 2 naturvårdsarter varav 1 rödlistade arter sina livsmiljöer och växtplatser.</w:t>
-      </w:r>
-    </w:p>
-    <w:p>
-      <w:pPr>
-        <w:pStyle w:val="Heading2"/>
-      </w:pPr>
-      <w:r>
-        <w:t>Ur Chain of Custody Certification (FSC-STD-40-004 ver 3.0)</w:t>
-      </w:r>
-    </w:p>
-    <w:p>
-      <w:r>
-        <w:rPr>
-          <w:b/>
-        </w:rPr>
-        <w:t xml:space="preserve">1.3 </w:t>
-      </w:r>
-      <w:r>
-        <w:t xml:space="preserve">The organization shall commit to the FSC values as defined in FSC-POL-01-004 Policy for the Association of Organizations with FSC. </w:t>
-      </w:r>
-    </w:p>
-    <w:p>
-      <w:pPr>
-        <w:pStyle w:val="Heading2"/>
-      </w:pPr>
-      <w:r>
-        <w:t>Ur FSC:s policy för associerade organisationer (FSC-POL-01-004)</w:t>
-      </w:r>
-    </w:p>
-    <w:p>
-      <w:r>
-        <w:t xml:space="preserve">Som “Chain of Custody”-certifierad organisation är skogsbolaget bunden av de fastställda reglerna i Del 1 Punkt 1 c) i Policy för organisationer associerade med FSC (FSC-POL-01-004 V2-0 EN + SVE version 2012-03-02): </w:t>
-      </w:r>
-    </w:p>
-    <w:p>
-      <w:pPr>
-        <w:pStyle w:val="ListNumber"/>
-      </w:pPr>
-      <w:r>
-        <w:t>De organisationer FSC kan acceptera association med får inte direkt eller indirekt ha några kopplingar till nedanstående, oacceptabla aktiviteter:</w:t>
-      </w:r>
-    </w:p>
-    <w:p>
-      <w:pPr>
-        <w:ind w:left="357"/>
-      </w:pPr>
-      <w:r>
-        <w:t>a) Olaglig skogsavverkning och handel med olagligt avverkat virke eller skogsprodukter</w:t>
-      </w:r>
-    </w:p>
-    <w:p>
-      <w:pPr>
-        <w:ind w:left="357"/>
-      </w:pPr>
-      <w:r>
-        <w:t>...</w:t>
-      </w:r>
-    </w:p>
-    <w:p>
-      <w:pPr>
-        <w:ind w:left="357"/>
-      </w:pPr>
-      <w:r>
-        <w:t>c) Skogsbruk som förstör höga naturvärden</w:t>
-      </w:r>
-    </w:p>
-    <w:p>
-      <w:pPr>
-        <w:ind w:left="357"/>
-      </w:pPr>
-      <w:r>
-        <w:t>d) Betydande omvandling av skog till plantager eller annan, icke skoglig, markanvändning</w:t>
-      </w:r>
-    </w:p>
-    <w:p>
-      <w:pPr>
-        <w:pStyle w:val="ListBullet"/>
-      </w:pPr>
-      <w:r>
-        <w:rPr>
-          <w:b/>
-          <w:i/>
-        </w:rPr>
-        <w:t xml:space="preserve">Kommentar: </w:t>
-      </w:r>
-      <w:r>
-        <w:rPr>
-          <w:i/>
-        </w:rPr>
-        <w:t>Avverkning av skog med höga naturvärden samt skada på fridlysta arter strider både mot FSC Controlled Wood-standarden och FSC:s policy for associerade organisationer.</w:t>
-      </w:r>
-    </w:p>
-    <w:p>
-      <w:pPr>
-        <w:pStyle w:val="Heading2"/>
-      </w:pPr>
-      <w:r>
-        <w:t>Ur FSC Controlled Wood (FSC-STD-40-005)</w:t>
-      </w:r>
-    </w:p>
-    <w:p>
-      <w:r>
-        <w:t>Virke som inte accepteras i FSC-märkta produkter (oacceptabelt ursprung) enligt FSC Controlled Wood (FSC-STD-40-005):</w:t>
-      </w:r>
-    </w:p>
-    <w:p>
-      <w:pPr>
-        <w:pStyle w:val="ListNumber"/>
-      </w:pPr>
-      <w:r>
-        <w:t>Illegalt avverkat virke.</w:t>
-      </w:r>
-    </w:p>
-    <w:p>
-      <w:pPr>
-        <w:pStyle w:val="ListNumber"/>
-      </w:pPr>
-      <w:r>
-        <w:t>...</w:t>
-      </w:r>
-    </w:p>
-    <w:p>
-      <w:pPr>
-        <w:pStyle w:val="ListNumber"/>
-      </w:pPr>
-      <w:r>
-        <w:t>Virke från avverkningar som hotar höga naturvärden.</w:t>
-      </w:r>
-    </w:p>
-    <w:p>
-      <w:pPr>
-        <w:pStyle w:val="ListNumber"/>
-      </w:pPr>
-      <w:r>
-        <w:t>Virke från skog som konverteras till plantager eller icke-skogligt bruk.</w:t>
-      </w:r>
-    </w:p>
-    <w:p>
-      <w:pPr>
-        <w:pStyle w:val="ListBullet"/>
-      </w:pPr>
-      <w:r>
-        <w:rPr>
-          <w:b/>
-          <w:i/>
-        </w:rPr>
-        <w:t xml:space="preserve">Kommentar: </w:t>
-      </w:r>
-      <w:r>
-        <w:rPr>
-          <w:i/>
-        </w:rPr>
-        <w:t>Avverkning av skog med höga naturvärden samt skada på fridlysta arter strider både mot FSC Controlled Wood-standarden och FSC:s policy for associerade organisationer.</w:t>
-      </w:r>
-    </w:p>
-    <w:p>
-      <w:pPr>
-        <w:pStyle w:val="Heading1"/>
-      </w:pPr>
-      <w:r>
-        <w:t>Ur PEFC-standarden gällande lagefterlevnad</w:t>
-      </w:r>
-    </w:p>
-    <w:p>
-      <w:r>
-        <w:t>PEFC-standarden förutsätter att tillämplig svensk lagstiftning följs. Det är utsedd tillsynsmyndighet som ansvarar för tillsyn av lagens efterlevnad. PEFC-standarden återger innehållet i vissa certifieringskritiska lag- och föreskriftskrav vilka ska ingå i granskning av PEFC-systemets efterlevnad.</w:t>
-      </w:r>
-    </w:p>
-    <w:p>
-      <w:pPr>
-        <w:pStyle w:val="ListBullet"/>
-      </w:pPr>
-      <w:r>
-        <w:rPr>
-          <w:b/>
-          <w:i/>
-        </w:rPr>
-        <w:t xml:space="preserve">Kommentar: </w:t>
-      </w:r>
-      <w:r>
-        <w:rPr>
-          <w:i/>
-        </w:rPr>
-        <w:t>I den avverkningsanmälda skogen har fridlysta arter sina livsmiljöer och växtplatser. Att skada de fridlysta arternas livsmiljöer, växtplatser eller ekologiska funktion är inte tillåtet enligt artskyddsförordningen</w:t>
-      </w:r>
-    </w:p>
-    <w:p>
-      <w:r>
-        <w:br w:type="page"/>
-      </w:r>
-    </w:p>
-    <w:p>
-      <w:pPr>
-        <w:pStyle w:val="Title"/>
-      </w:pPr>
-      <w:r>
-        <w:t>BILAGA 1 – Fridlysta arter</w:t>
+        <w:t xml:space="preserve">Artfaktablad. Naturvård – artfakta. </w:t>
+      </w:r>
+      <w:r>
+        <w:t>SLU Artdatabanken, Uppsala.</w:t>
       </w:r>
     </w:p>
     <w:p>
@@ -725,7 +1135,7 @@
 </file>
 
 <file path=word/endnotes.xml><?xml version="1.0" encoding="utf-8"?>
-<w:endnotes xmlns:wpc="http://schemas.microsoft.com/office/word/2010/wordprocessingCanvas" xmlns:cx="http://schemas.microsoft.com/office/drawing/2014/chartex" xmlns:cx1="http://schemas.microsoft.com/office/drawing/2015/9/8/chartex" xmlns:cx2="http://schemas.microsoft.com/office/drawing/2015/10/21/chartex" xmlns:cx3="http://schemas.microsoft.com/office/drawing/2016/5/9/chartex" xmlns:cx4="http://schemas.microsoft.com/office/drawing/2016/5/10/chartex" xmlns:cx5="http://schemas.microsoft.com/office/drawing/2016/5/11/chartex" xmlns:cx6="http://schemas.microsoft.com/office/drawing/2016/5/12/chartex" xmlns:cx7="http://schemas.microsoft.com/office/drawing/2016/5/13/chartex" xmlns:cx8="http://schemas.microsoft.com/office/drawing/2016/5/14/chartex" xmlns:mc="http://schemas.openxmlformats.org/markup-compatibility/2006" xmlns:aink="http://schemas.microsoft.com/office/drawing/2016/ink" xmlns:am3d="http://schemas.microsoft.com/office/drawing/2017/model3d" xmlns:o="urn:schemas-microsoft-com:office:office" xmlns:oel="http://schemas.microsoft.com/office/2019/extlst" xmlns:r="http://schemas.openxmlformats.org/officeDocument/2006/relationships" xmlns:m="http://schemas.openxmlformats.org/officeDocument/2006/math" xmlns:v="urn:schemas-microsoft-com:vml" xmlns:wp14="http://schemas.microsoft.com/office/word/2010/wordprocessingDrawing" xmlns:wp="http://schemas.openxmlformats.org/drawingml/2006/wordprocessingDrawing" xmlns:w10="urn:schemas-microsoft-com:office:word" xmlns:w="http://schemas.openxmlformats.org/wordprocessingml/2006/main" xmlns:w14="http://schemas.microsoft.com/office/word/2010/wordml" xmlns:w15="http://schemas.microsoft.com/office/word/2012/wordml" xmlns:w16cex="http://schemas.microsoft.com/office/word/2018/wordml/cex" xmlns:w16cid="http://schemas.microsoft.com/office/word/2016/wordml/cid" xmlns:w16="http://schemas.microsoft.com/office/word/2018/wordml" xmlns:w16sdtdh="http://schemas.microsoft.com/office/word/2020/wordml/sdtdatahash" xmlns:w16se="http://schemas.microsoft.com/office/word/2015/wordml/symex" xmlns:wpg="http://schemas.microsoft.com/office/word/2010/wordprocessingGroup" xmlns:wpi="http://schemas.microsoft.com/office/word/2010/wordprocessingInk" xmlns:wne="http://schemas.microsoft.com/office/word/2006/wordml" xmlns:wps="http://schemas.microsoft.com/office/word/2010/wordprocessingShape" mc:Ignorable="w14 w15 w16se w16cid w16 w16cex w16sdtdh wp14">
+<w:endnotes xmlns:wpc="http://schemas.microsoft.com/office/word/2010/wordprocessingCanvas" xmlns:cx="http://schemas.microsoft.com/office/drawing/2014/chartex" xmlns:cx1="http://schemas.microsoft.com/office/drawing/2015/9/8/chartex" xmlns:cx2="http://schemas.microsoft.com/office/drawing/2015/10/21/chartex" xmlns:cx3="http://schemas.microsoft.com/office/drawing/2016/5/9/chartex" xmlns:cx4="http://schemas.microsoft.com/office/drawing/2016/5/10/chartex" xmlns:cx5="http://schemas.microsoft.com/office/drawing/2016/5/11/chartex" xmlns:cx6="http://schemas.microsoft.com/office/drawing/2016/5/12/chartex" xmlns:cx7="http://schemas.microsoft.com/office/drawing/2016/5/13/chartex" xmlns:cx8="http://schemas.microsoft.com/office/drawing/2016/5/14/chartex" xmlns:mc="http://schemas.openxmlformats.org/markup-compatibility/2006" xmlns:aink="http://schemas.microsoft.com/office/drawing/2016/ink" xmlns:am3d="http://schemas.microsoft.com/office/drawing/2017/model3d" xmlns:o="urn:schemas-microsoft-com:office:office" xmlns:oel="http://schemas.microsoft.com/office/2019/extlst" xmlns:r="http://schemas.openxmlformats.org/officeDocument/2006/relationships" xmlns:m="http://schemas.openxmlformats.org/officeDocument/2006/math" xmlns:v="urn:schemas-microsoft-com:vml" xmlns:wp14="http://schemas.microsoft.com/office/word/2010/wordprocessingDrawing" xmlns:wp="http://schemas.openxmlformats.org/drawingml/2006/wordprocessingDrawing" xmlns:w10="urn:schemas-microsoft-com:office:word" xmlns:w="http://schemas.openxmlformats.org/wordprocessingml/2006/main" xmlns:w14="http://schemas.microsoft.com/office/word/2010/wordml" xmlns:w15="http://schemas.microsoft.com/office/word/2012/wordml" xmlns:w16cex="http://schemas.microsoft.com/office/word/2018/wordml/cex" xmlns:w16cid="http://schemas.microsoft.com/office/word/2016/wordml/cid" xmlns:w16="http://schemas.microsoft.com/office/word/2018/wordml" xmlns:w16du="http://schemas.microsoft.com/office/word/2023/wordml/word16du" xmlns:w16sdtdh="http://schemas.microsoft.com/office/word/2020/wordml/sdtdatahash" xmlns:w16sdtfl="http://schemas.microsoft.com/office/word/2024/wordml/sdtformatlock" xmlns:w16se="http://schemas.microsoft.com/office/word/2015/wordml/symex" xmlns:wpg="http://schemas.microsoft.com/office/word/2010/wordprocessingGroup" xmlns:wpi="http://schemas.microsoft.com/office/word/2010/wordprocessingInk" xmlns:wne="http://schemas.microsoft.com/office/word/2006/wordml" xmlns:wps="http://schemas.microsoft.com/office/word/2010/wordprocessingShape" mc:Ignorable="w14 w15 w16se w16cid w16 w16cex w16sdtdh w16sdtfl w16du wp14">
   <w:endnote w:type="separator" w:id="-1">
     <w:p>
       <w:pPr>
@@ -750,7 +1160,7 @@
 </file>
 
 <file path=word/footer1.xml><?xml version="1.0" encoding="utf-8"?>
-<w:ftr xmlns:wpc="http://schemas.microsoft.com/office/word/2010/wordprocessingCanvas" xmlns:cx="http://schemas.microsoft.com/office/drawing/2014/chartex" xmlns:cx1="http://schemas.microsoft.com/office/drawing/2015/9/8/chartex" xmlns:cx2="http://schemas.microsoft.com/office/drawing/2015/10/21/chartex" xmlns:cx3="http://schemas.microsoft.com/office/drawing/2016/5/9/chartex" xmlns:cx4="http://schemas.microsoft.com/office/drawing/2016/5/10/chartex" xmlns:cx5="http://schemas.microsoft.com/office/drawing/2016/5/11/chartex" xmlns:cx6="http://schemas.microsoft.com/office/drawing/2016/5/12/chartex" xmlns:cx7="http://schemas.microsoft.com/office/drawing/2016/5/13/chartex" xmlns:cx8="http://schemas.microsoft.com/office/drawing/2016/5/14/chartex" xmlns:mc="http://schemas.openxmlformats.org/markup-compatibility/2006" xmlns:aink="http://schemas.microsoft.com/office/drawing/2016/ink" xmlns:am3d="http://schemas.microsoft.com/office/drawing/2017/model3d" xmlns:o="urn:schemas-microsoft-com:office:office" xmlns:oel="http://schemas.microsoft.com/office/2019/extlst" xmlns:r="http://schemas.openxmlformats.org/officeDocument/2006/relationships" xmlns:m="http://schemas.openxmlformats.org/officeDocument/2006/math" xmlns:v="urn:schemas-microsoft-com:vml" xmlns:wp14="http://schemas.microsoft.com/office/word/2010/wordprocessingDrawing" xmlns:wp="http://schemas.openxmlformats.org/drawingml/2006/wordprocessingDrawing" xmlns:w10="urn:schemas-microsoft-com:office:word" xmlns:w="http://schemas.openxmlformats.org/wordprocessingml/2006/main" xmlns:w14="http://schemas.microsoft.com/office/word/2010/wordml" xmlns:w15="http://schemas.microsoft.com/office/word/2012/wordml" xmlns:w16cex="http://schemas.microsoft.com/office/word/2018/wordml/cex" xmlns:w16cid="http://schemas.microsoft.com/office/word/2016/wordml/cid" xmlns:w16="http://schemas.microsoft.com/office/word/2018/wordml" xmlns:w16sdtdh="http://schemas.microsoft.com/office/word/2020/wordml/sdtdatahash" xmlns:w16se="http://schemas.microsoft.com/office/word/2015/wordml/symex" xmlns:wpg="http://schemas.microsoft.com/office/word/2010/wordprocessingGroup" xmlns:wpi="http://schemas.microsoft.com/office/word/2010/wordprocessingInk" xmlns:wne="http://schemas.microsoft.com/office/word/2006/wordml" xmlns:wps="http://schemas.microsoft.com/office/word/2010/wordprocessingShape" mc:Ignorable="w14 w15 w16se w16cid w16 w16cex w16sdtdh wp14">
+<w:ftr xmlns:wpc="http://schemas.microsoft.com/office/word/2010/wordprocessingCanvas" xmlns:cx="http://schemas.microsoft.com/office/drawing/2014/chartex" xmlns:cx1="http://schemas.microsoft.com/office/drawing/2015/9/8/chartex" xmlns:cx2="http://schemas.microsoft.com/office/drawing/2015/10/21/chartex" xmlns:cx3="http://schemas.microsoft.com/office/drawing/2016/5/9/chartex" xmlns:cx4="http://schemas.microsoft.com/office/drawing/2016/5/10/chartex" xmlns:cx5="http://schemas.microsoft.com/office/drawing/2016/5/11/chartex" xmlns:cx6="http://schemas.microsoft.com/office/drawing/2016/5/12/chartex" xmlns:cx7="http://schemas.microsoft.com/office/drawing/2016/5/13/chartex" xmlns:cx8="http://schemas.microsoft.com/office/drawing/2016/5/14/chartex" xmlns:mc="http://schemas.openxmlformats.org/markup-compatibility/2006" xmlns:aink="http://schemas.microsoft.com/office/drawing/2016/ink" xmlns:am3d="http://schemas.microsoft.com/office/drawing/2017/model3d" xmlns:o="urn:schemas-microsoft-com:office:office" xmlns:oel="http://schemas.microsoft.com/office/2019/extlst" xmlns:r="http://schemas.openxmlformats.org/officeDocument/2006/relationships" xmlns:m="http://schemas.openxmlformats.org/officeDocument/2006/math" xmlns:v="urn:schemas-microsoft-com:vml" xmlns:wp14="http://schemas.microsoft.com/office/word/2010/wordprocessingDrawing" xmlns:wp="http://schemas.openxmlformats.org/drawingml/2006/wordprocessingDrawing" xmlns:w10="urn:schemas-microsoft-com:office:word" xmlns:w="http://schemas.openxmlformats.org/wordprocessingml/2006/main" xmlns:w14="http://schemas.microsoft.com/office/word/2010/wordml" xmlns:w15="http://schemas.microsoft.com/office/word/2012/wordml" xmlns:w16cex="http://schemas.microsoft.com/office/word/2018/wordml/cex" xmlns:w16cid="http://schemas.microsoft.com/office/word/2016/wordml/cid" xmlns:w16="http://schemas.microsoft.com/office/word/2018/wordml" xmlns:w16du="http://schemas.microsoft.com/office/word/2023/wordml/word16du" xmlns:w16sdtdh="http://schemas.microsoft.com/office/word/2020/wordml/sdtdatahash" xmlns:w16sdtfl="http://schemas.microsoft.com/office/word/2024/wordml/sdtformatlock" xmlns:w16se="http://schemas.microsoft.com/office/word/2015/wordml/symex" xmlns:wpg="http://schemas.microsoft.com/office/word/2010/wordprocessingGroup" xmlns:wpi="http://schemas.microsoft.com/office/word/2010/wordprocessingInk" xmlns:wne="http://schemas.microsoft.com/office/word/2006/wordml" xmlns:wps="http://schemas.microsoft.com/office/word/2010/wordprocessingShape" mc:Ignorable="w14 w15 w16se w16cid w16 w16cex w16sdtdh w16sdtfl w16du wp14">
   <w:p>
     <w:pPr>
       <w:pStyle w:val="Footer"/>
@@ -760,7 +1170,7 @@
 </file>
 
 <file path=word/footer2.xml><?xml version="1.0" encoding="utf-8"?>
-<w:ftr xmlns:wpc="http://schemas.microsoft.com/office/word/2010/wordprocessingCanvas" xmlns:cx="http://schemas.microsoft.com/office/drawing/2014/chartex" xmlns:cx1="http://schemas.microsoft.com/office/drawing/2015/9/8/chartex" xmlns:cx2="http://schemas.microsoft.com/office/drawing/2015/10/21/chartex" xmlns:cx3="http://schemas.microsoft.com/office/drawing/2016/5/9/chartex" xmlns:cx4="http://schemas.microsoft.com/office/drawing/2016/5/10/chartex" xmlns:cx5="http://schemas.microsoft.com/office/drawing/2016/5/11/chartex" xmlns:cx6="http://schemas.microsoft.com/office/drawing/2016/5/12/chartex" xmlns:cx7="http://schemas.microsoft.com/office/drawing/2016/5/13/chartex" xmlns:cx8="http://schemas.microsoft.com/office/drawing/2016/5/14/chartex" xmlns:mc="http://schemas.openxmlformats.org/markup-compatibility/2006" xmlns:aink="http://schemas.microsoft.com/office/drawing/2016/ink" xmlns:am3d="http://schemas.microsoft.com/office/drawing/2017/model3d" xmlns:o="urn:schemas-microsoft-com:office:office" xmlns:oel="http://schemas.microsoft.com/office/2019/extlst" xmlns:r="http://schemas.openxmlformats.org/officeDocument/2006/relationships" xmlns:m="http://schemas.openxmlformats.org/officeDocument/2006/math" xmlns:v="urn:schemas-microsoft-com:vml" xmlns:wp14="http://schemas.microsoft.com/office/word/2010/wordprocessingDrawing" xmlns:wp="http://schemas.openxmlformats.org/drawingml/2006/wordprocessingDrawing" xmlns:w10="urn:schemas-microsoft-com:office:word" xmlns:w="http://schemas.openxmlformats.org/wordprocessingml/2006/main" xmlns:w14="http://schemas.microsoft.com/office/word/2010/wordml" xmlns:w15="http://schemas.microsoft.com/office/word/2012/wordml" xmlns:w16cex="http://schemas.microsoft.com/office/word/2018/wordml/cex" xmlns:w16cid="http://schemas.microsoft.com/office/word/2016/wordml/cid" xmlns:w16="http://schemas.microsoft.com/office/word/2018/wordml" xmlns:w16sdtdh="http://schemas.microsoft.com/office/word/2020/wordml/sdtdatahash" xmlns:w16se="http://schemas.microsoft.com/office/word/2015/wordml/symex" xmlns:wpg="http://schemas.microsoft.com/office/word/2010/wordprocessingGroup" xmlns:wpi="http://schemas.microsoft.com/office/word/2010/wordprocessingInk" xmlns:wne="http://schemas.microsoft.com/office/word/2006/wordml" xmlns:wps="http://schemas.microsoft.com/office/word/2010/wordprocessingShape" mc:Ignorable="w14 w15 w16se w16cid w16 w16cex w16sdtdh wp14">
+<w:ftr xmlns:wpc="http://schemas.microsoft.com/office/word/2010/wordprocessingCanvas" xmlns:cx="http://schemas.microsoft.com/office/drawing/2014/chartex" xmlns:cx1="http://schemas.microsoft.com/office/drawing/2015/9/8/chartex" xmlns:cx2="http://schemas.microsoft.com/office/drawing/2015/10/21/chartex" xmlns:cx3="http://schemas.microsoft.com/office/drawing/2016/5/9/chartex" xmlns:cx4="http://schemas.microsoft.com/office/drawing/2016/5/10/chartex" xmlns:cx5="http://schemas.microsoft.com/office/drawing/2016/5/11/chartex" xmlns:cx6="http://schemas.microsoft.com/office/drawing/2016/5/12/chartex" xmlns:cx7="http://schemas.microsoft.com/office/drawing/2016/5/13/chartex" xmlns:cx8="http://schemas.microsoft.com/office/drawing/2016/5/14/chartex" xmlns:mc="http://schemas.openxmlformats.org/markup-compatibility/2006" xmlns:aink="http://schemas.microsoft.com/office/drawing/2016/ink" xmlns:am3d="http://schemas.microsoft.com/office/drawing/2017/model3d" xmlns:o="urn:schemas-microsoft-com:office:office" xmlns:oel="http://schemas.microsoft.com/office/2019/extlst" xmlns:r="http://schemas.openxmlformats.org/officeDocument/2006/relationships" xmlns:m="http://schemas.openxmlformats.org/officeDocument/2006/math" xmlns:v="urn:schemas-microsoft-com:vml" xmlns:wp14="http://schemas.microsoft.com/office/word/2010/wordprocessingDrawing" xmlns:wp="http://schemas.openxmlformats.org/drawingml/2006/wordprocessingDrawing" xmlns:w10="urn:schemas-microsoft-com:office:word" xmlns:w="http://schemas.openxmlformats.org/wordprocessingml/2006/main" xmlns:w14="http://schemas.microsoft.com/office/word/2010/wordml" xmlns:w15="http://schemas.microsoft.com/office/word/2012/wordml" xmlns:w16cex="http://schemas.microsoft.com/office/word/2018/wordml/cex" xmlns:w16cid="http://schemas.microsoft.com/office/word/2016/wordml/cid" xmlns:w16="http://schemas.microsoft.com/office/word/2018/wordml" xmlns:w16du="http://schemas.microsoft.com/office/word/2023/wordml/word16du" xmlns:w16sdtdh="http://schemas.microsoft.com/office/word/2020/wordml/sdtdatahash" xmlns:w16sdtfl="http://schemas.microsoft.com/office/word/2024/wordml/sdtformatlock" xmlns:w16se="http://schemas.microsoft.com/office/word/2015/wordml/symex" xmlns:wpg="http://schemas.microsoft.com/office/word/2010/wordprocessingGroup" xmlns:wpi="http://schemas.microsoft.com/office/word/2010/wordprocessingInk" xmlns:wne="http://schemas.microsoft.com/office/word/2006/wordml" xmlns:wps="http://schemas.microsoft.com/office/word/2010/wordprocessingShape" mc:Ignorable="w14 w15 w16se w16cid w16 w16cex w16sdtdh w16sdtfl w16du wp14">
   <w:p>
     <w:pPr>
       <w:pStyle w:val="Footer"/>
@@ -770,7 +1180,7 @@
 </file>
 
 <file path=word/footer3.xml><?xml version="1.0" encoding="utf-8"?>
-<w:ftr xmlns:wpc="http://schemas.microsoft.com/office/word/2010/wordprocessingCanvas" xmlns:cx="http://schemas.microsoft.com/office/drawing/2014/chartex" xmlns:cx1="http://schemas.microsoft.com/office/drawing/2015/9/8/chartex" xmlns:cx2="http://schemas.microsoft.com/office/drawing/2015/10/21/chartex" xmlns:cx3="http://schemas.microsoft.com/office/drawing/2016/5/9/chartex" xmlns:cx4="http://schemas.microsoft.com/office/drawing/2016/5/10/chartex" xmlns:cx5="http://schemas.microsoft.com/office/drawing/2016/5/11/chartex" xmlns:cx6="http://schemas.microsoft.com/office/drawing/2016/5/12/chartex" xmlns:cx7="http://schemas.microsoft.com/office/drawing/2016/5/13/chartex" xmlns:cx8="http://schemas.microsoft.com/office/drawing/2016/5/14/chartex" xmlns:mc="http://schemas.openxmlformats.org/markup-compatibility/2006" xmlns:aink="http://schemas.microsoft.com/office/drawing/2016/ink" xmlns:am3d="http://schemas.microsoft.com/office/drawing/2017/model3d" xmlns:o="urn:schemas-microsoft-com:office:office" xmlns:oel="http://schemas.microsoft.com/office/2019/extlst" xmlns:r="http://schemas.openxmlformats.org/officeDocument/2006/relationships" xmlns:m="http://schemas.openxmlformats.org/officeDocument/2006/math" xmlns:v="urn:schemas-microsoft-com:vml" xmlns:wp14="http://schemas.microsoft.com/office/word/2010/wordprocessingDrawing" xmlns:wp="http://schemas.openxmlformats.org/drawingml/2006/wordprocessingDrawing" xmlns:w10="urn:schemas-microsoft-com:office:word" xmlns:w="http://schemas.openxmlformats.org/wordprocessingml/2006/main" xmlns:w14="http://schemas.microsoft.com/office/word/2010/wordml" xmlns:w15="http://schemas.microsoft.com/office/word/2012/wordml" xmlns:w16cex="http://schemas.microsoft.com/office/word/2018/wordml/cex" xmlns:w16cid="http://schemas.microsoft.com/office/word/2016/wordml/cid" xmlns:w16="http://schemas.microsoft.com/office/word/2018/wordml" xmlns:w16sdtdh="http://schemas.microsoft.com/office/word/2020/wordml/sdtdatahash" xmlns:w16se="http://schemas.microsoft.com/office/word/2015/wordml/symex" xmlns:wpg="http://schemas.microsoft.com/office/word/2010/wordprocessingGroup" xmlns:wpi="http://schemas.microsoft.com/office/word/2010/wordprocessingInk" xmlns:wne="http://schemas.microsoft.com/office/word/2006/wordml" xmlns:wps="http://schemas.microsoft.com/office/word/2010/wordprocessingShape" mc:Ignorable="w14 w15 w16se w16cid w16 w16cex w16sdtdh wp14">
+<w:ftr xmlns:wpc="http://schemas.microsoft.com/office/word/2010/wordprocessingCanvas" xmlns:cx="http://schemas.microsoft.com/office/drawing/2014/chartex" xmlns:cx1="http://schemas.microsoft.com/office/drawing/2015/9/8/chartex" xmlns:cx2="http://schemas.microsoft.com/office/drawing/2015/10/21/chartex" xmlns:cx3="http://schemas.microsoft.com/office/drawing/2016/5/9/chartex" xmlns:cx4="http://schemas.microsoft.com/office/drawing/2016/5/10/chartex" xmlns:cx5="http://schemas.microsoft.com/office/drawing/2016/5/11/chartex" xmlns:cx6="http://schemas.microsoft.com/office/drawing/2016/5/12/chartex" xmlns:cx7="http://schemas.microsoft.com/office/drawing/2016/5/13/chartex" xmlns:cx8="http://schemas.microsoft.com/office/drawing/2016/5/14/chartex" xmlns:mc="http://schemas.openxmlformats.org/markup-compatibility/2006" xmlns:aink="http://schemas.microsoft.com/office/drawing/2016/ink" xmlns:am3d="http://schemas.microsoft.com/office/drawing/2017/model3d" xmlns:o="urn:schemas-microsoft-com:office:office" xmlns:oel="http://schemas.microsoft.com/office/2019/extlst" xmlns:r="http://schemas.openxmlformats.org/officeDocument/2006/relationships" xmlns:m="http://schemas.openxmlformats.org/officeDocument/2006/math" xmlns:v="urn:schemas-microsoft-com:vml" xmlns:wp14="http://schemas.microsoft.com/office/word/2010/wordprocessingDrawing" xmlns:wp="http://schemas.openxmlformats.org/drawingml/2006/wordprocessingDrawing" xmlns:w10="urn:schemas-microsoft-com:office:word" xmlns:w="http://schemas.openxmlformats.org/wordprocessingml/2006/main" xmlns:w14="http://schemas.microsoft.com/office/word/2010/wordml" xmlns:w15="http://schemas.microsoft.com/office/word/2012/wordml" xmlns:w16cex="http://schemas.microsoft.com/office/word/2018/wordml/cex" xmlns:w16cid="http://schemas.microsoft.com/office/word/2016/wordml/cid" xmlns:w16="http://schemas.microsoft.com/office/word/2018/wordml" xmlns:w16du="http://schemas.microsoft.com/office/word/2023/wordml/word16du" xmlns:w16sdtdh="http://schemas.microsoft.com/office/word/2020/wordml/sdtdatahash" xmlns:w16sdtfl="http://schemas.microsoft.com/office/word/2024/wordml/sdtformatlock" xmlns:w16se="http://schemas.microsoft.com/office/word/2015/wordml/symex" xmlns:wpg="http://schemas.microsoft.com/office/word/2010/wordprocessingGroup" xmlns:wpi="http://schemas.microsoft.com/office/word/2010/wordprocessingInk" xmlns:wne="http://schemas.microsoft.com/office/word/2006/wordml" xmlns:wps="http://schemas.microsoft.com/office/word/2010/wordprocessingShape" mc:Ignorable="w14 w15 w16se w16cid w16 w16cex w16sdtdh w16sdtfl w16du wp14">
   <w:p>
     <w:pPr>
       <w:pStyle w:val="Footer"/>
@@ -780,7 +1190,7 @@
 </file>
 
 <file path=word/footnotes.xml><?xml version="1.0" encoding="utf-8"?>
-<w:footnotes xmlns:wpc="http://schemas.microsoft.com/office/word/2010/wordprocessingCanvas" xmlns:cx="http://schemas.microsoft.com/office/drawing/2014/chartex" xmlns:cx1="http://schemas.microsoft.com/office/drawing/2015/9/8/chartex" xmlns:cx2="http://schemas.microsoft.com/office/drawing/2015/10/21/chartex" xmlns:cx3="http://schemas.microsoft.com/office/drawing/2016/5/9/chartex" xmlns:cx4="http://schemas.microsoft.com/office/drawing/2016/5/10/chartex" xmlns:cx5="http://schemas.microsoft.com/office/drawing/2016/5/11/chartex" xmlns:cx6="http://schemas.microsoft.com/office/drawing/2016/5/12/chartex" xmlns:cx7="http://schemas.microsoft.com/office/drawing/2016/5/13/chartex" xmlns:cx8="http://schemas.microsoft.com/office/drawing/2016/5/14/chartex" xmlns:mc="http://schemas.openxmlformats.org/markup-compatibility/2006" xmlns:aink="http://schemas.microsoft.com/office/drawing/2016/ink" xmlns:am3d="http://schemas.microsoft.com/office/drawing/2017/model3d" xmlns:o="urn:schemas-microsoft-com:office:office" xmlns:oel="http://schemas.microsoft.com/office/2019/extlst" xmlns:r="http://schemas.openxmlformats.org/officeDocument/2006/relationships" xmlns:m="http://schemas.openxmlformats.org/officeDocument/2006/math" xmlns:v="urn:schemas-microsoft-com:vml" xmlns:wp14="http://schemas.microsoft.com/office/word/2010/wordprocessingDrawing" xmlns:wp="http://schemas.openxmlformats.org/drawingml/2006/wordprocessingDrawing" xmlns:w10="urn:schemas-microsoft-com:office:word" xmlns:w="http://schemas.openxmlformats.org/wordprocessingml/2006/main" xmlns:w14="http://schemas.microsoft.com/office/word/2010/wordml" xmlns:w15="http://schemas.microsoft.com/office/word/2012/wordml" xmlns:w16cex="http://schemas.microsoft.com/office/word/2018/wordml/cex" xmlns:w16cid="http://schemas.microsoft.com/office/word/2016/wordml/cid" xmlns:w16="http://schemas.microsoft.com/office/word/2018/wordml" xmlns:w16sdtdh="http://schemas.microsoft.com/office/word/2020/wordml/sdtdatahash" xmlns:w16se="http://schemas.microsoft.com/office/word/2015/wordml/symex" xmlns:wpg="http://schemas.microsoft.com/office/word/2010/wordprocessingGroup" xmlns:wpi="http://schemas.microsoft.com/office/word/2010/wordprocessingInk" xmlns:wne="http://schemas.microsoft.com/office/word/2006/wordml" xmlns:wps="http://schemas.microsoft.com/office/word/2010/wordprocessingShape" mc:Ignorable="w14 w15 w16se w16cid w16 w16cex w16sdtdh wp14">
+<w:footnotes xmlns:wpc="http://schemas.microsoft.com/office/word/2010/wordprocessingCanvas" xmlns:cx="http://schemas.microsoft.com/office/drawing/2014/chartex" xmlns:cx1="http://schemas.microsoft.com/office/drawing/2015/9/8/chartex" xmlns:cx2="http://schemas.microsoft.com/office/drawing/2015/10/21/chartex" xmlns:cx3="http://schemas.microsoft.com/office/drawing/2016/5/9/chartex" xmlns:cx4="http://schemas.microsoft.com/office/drawing/2016/5/10/chartex" xmlns:cx5="http://schemas.microsoft.com/office/drawing/2016/5/11/chartex" xmlns:cx6="http://schemas.microsoft.com/office/drawing/2016/5/12/chartex" xmlns:cx7="http://schemas.microsoft.com/office/drawing/2016/5/13/chartex" xmlns:cx8="http://schemas.microsoft.com/office/drawing/2016/5/14/chartex" xmlns:mc="http://schemas.openxmlformats.org/markup-compatibility/2006" xmlns:aink="http://schemas.microsoft.com/office/drawing/2016/ink" xmlns:am3d="http://schemas.microsoft.com/office/drawing/2017/model3d" xmlns:o="urn:schemas-microsoft-com:office:office" xmlns:oel="http://schemas.microsoft.com/office/2019/extlst" xmlns:r="http://schemas.openxmlformats.org/officeDocument/2006/relationships" xmlns:m="http://schemas.openxmlformats.org/officeDocument/2006/math" xmlns:v="urn:schemas-microsoft-com:vml" xmlns:wp14="http://schemas.microsoft.com/office/word/2010/wordprocessingDrawing" xmlns:wp="http://schemas.openxmlformats.org/drawingml/2006/wordprocessingDrawing" xmlns:w10="urn:schemas-microsoft-com:office:word" xmlns:w="http://schemas.openxmlformats.org/wordprocessingml/2006/main" xmlns:w14="http://schemas.microsoft.com/office/word/2010/wordml" xmlns:w15="http://schemas.microsoft.com/office/word/2012/wordml" xmlns:w16cex="http://schemas.microsoft.com/office/word/2018/wordml/cex" xmlns:w16cid="http://schemas.microsoft.com/office/word/2016/wordml/cid" xmlns:w16="http://schemas.microsoft.com/office/word/2018/wordml" xmlns:w16du="http://schemas.microsoft.com/office/word/2023/wordml/word16du" xmlns:w16sdtdh="http://schemas.microsoft.com/office/word/2020/wordml/sdtdatahash" xmlns:w16sdtfl="http://schemas.microsoft.com/office/word/2024/wordml/sdtformatlock" xmlns:w16se="http://schemas.microsoft.com/office/word/2015/wordml/symex" xmlns:wpg="http://schemas.microsoft.com/office/word/2010/wordprocessingGroup" xmlns:wpi="http://schemas.microsoft.com/office/word/2010/wordprocessingInk" xmlns:wne="http://schemas.microsoft.com/office/word/2006/wordml" xmlns:wps="http://schemas.microsoft.com/office/word/2010/wordprocessingShape" mc:Ignorable="w14 w15 w16se w16cid w16 w16cex w16sdtdh w16sdtfl w16du wp14">
   <w:footnote w:type="separator" w:id="-1">
     <w:p>
       <w:pPr>
@@ -805,7 +1215,7 @@
 </file>
 
 <file path=word/header1.xml><?xml version="1.0" encoding="utf-8"?>
-<w:hdr xmlns:wpc="http://schemas.microsoft.com/office/word/2010/wordprocessingCanvas" xmlns:cx="http://schemas.microsoft.com/office/drawing/2014/chartex" xmlns:cx1="http://schemas.microsoft.com/office/drawing/2015/9/8/chartex" xmlns:cx2="http://schemas.microsoft.com/office/drawing/2015/10/21/chartex" xmlns:cx3="http://schemas.microsoft.com/office/drawing/2016/5/9/chartex" xmlns:cx4="http://schemas.microsoft.com/office/drawing/2016/5/10/chartex" xmlns:cx5="http://schemas.microsoft.com/office/drawing/2016/5/11/chartex" xmlns:cx6="http://schemas.microsoft.com/office/drawing/2016/5/12/chartex" xmlns:cx7="http://schemas.microsoft.com/office/drawing/2016/5/13/chartex" xmlns:cx8="http://schemas.microsoft.com/office/drawing/2016/5/14/chartex" xmlns:mc="http://schemas.openxmlformats.org/markup-compatibility/2006" xmlns:aink="http://schemas.microsoft.com/office/drawing/2016/ink" xmlns:am3d="http://schemas.microsoft.com/office/drawing/2017/model3d" xmlns:o="urn:schemas-microsoft-com:office:office" xmlns:oel="http://schemas.microsoft.com/office/2019/extlst" xmlns:r="http://schemas.openxmlformats.org/officeDocument/2006/relationships" xmlns:m="http://schemas.openxmlformats.org/officeDocument/2006/math" xmlns:v="urn:schemas-microsoft-com:vml" xmlns:wp14="http://schemas.microsoft.com/office/word/2010/wordprocessingDrawing" xmlns:wp="http://schemas.openxmlformats.org/drawingml/2006/wordprocessingDrawing" xmlns:w10="urn:schemas-microsoft-com:office:word" xmlns:w="http://schemas.openxmlformats.org/wordprocessingml/2006/main" xmlns:w14="http://schemas.microsoft.com/office/word/2010/wordml" xmlns:w15="http://schemas.microsoft.com/office/word/2012/wordml" xmlns:w16cex="http://schemas.microsoft.com/office/word/2018/wordml/cex" xmlns:w16cid="http://schemas.microsoft.com/office/word/2016/wordml/cid" xmlns:w16="http://schemas.microsoft.com/office/word/2018/wordml" xmlns:w16sdtdh="http://schemas.microsoft.com/office/word/2020/wordml/sdtdatahash" xmlns:w16se="http://schemas.microsoft.com/office/word/2015/wordml/symex" xmlns:wpg="http://schemas.microsoft.com/office/word/2010/wordprocessingGroup" xmlns:wpi="http://schemas.microsoft.com/office/word/2010/wordprocessingInk" xmlns:wne="http://schemas.microsoft.com/office/word/2006/wordml" xmlns:wps="http://schemas.microsoft.com/office/word/2010/wordprocessingShape" mc:Ignorable="w14 w15 w16se w16cid w16 w16cex w16sdtdh wp14">
+<w:hdr xmlns:wpc="http://schemas.microsoft.com/office/word/2010/wordprocessingCanvas" xmlns:cx="http://schemas.microsoft.com/office/drawing/2014/chartex" xmlns:cx1="http://schemas.microsoft.com/office/drawing/2015/9/8/chartex" xmlns:cx2="http://schemas.microsoft.com/office/drawing/2015/10/21/chartex" xmlns:cx3="http://schemas.microsoft.com/office/drawing/2016/5/9/chartex" xmlns:cx4="http://schemas.microsoft.com/office/drawing/2016/5/10/chartex" xmlns:cx5="http://schemas.microsoft.com/office/drawing/2016/5/11/chartex" xmlns:cx6="http://schemas.microsoft.com/office/drawing/2016/5/12/chartex" xmlns:cx7="http://schemas.microsoft.com/office/drawing/2016/5/13/chartex" xmlns:cx8="http://schemas.microsoft.com/office/drawing/2016/5/14/chartex" xmlns:mc="http://schemas.openxmlformats.org/markup-compatibility/2006" xmlns:aink="http://schemas.microsoft.com/office/drawing/2016/ink" xmlns:am3d="http://schemas.microsoft.com/office/drawing/2017/model3d" xmlns:o="urn:schemas-microsoft-com:office:office" xmlns:oel="http://schemas.microsoft.com/office/2019/extlst" xmlns:r="http://schemas.openxmlformats.org/officeDocument/2006/relationships" xmlns:m="http://schemas.openxmlformats.org/officeDocument/2006/math" xmlns:v="urn:schemas-microsoft-com:vml" xmlns:wp14="http://schemas.microsoft.com/office/word/2010/wordprocessingDrawing" xmlns:wp="http://schemas.openxmlformats.org/drawingml/2006/wordprocessingDrawing" xmlns:w10="urn:schemas-microsoft-com:office:word" xmlns:w="http://schemas.openxmlformats.org/wordprocessingml/2006/main" xmlns:w14="http://schemas.microsoft.com/office/word/2010/wordml" xmlns:w15="http://schemas.microsoft.com/office/word/2012/wordml" xmlns:w16cex="http://schemas.microsoft.com/office/word/2018/wordml/cex" xmlns:w16cid="http://schemas.microsoft.com/office/word/2016/wordml/cid" xmlns:w16="http://schemas.microsoft.com/office/word/2018/wordml" xmlns:w16du="http://schemas.microsoft.com/office/word/2023/wordml/word16du" xmlns:w16sdtdh="http://schemas.microsoft.com/office/word/2020/wordml/sdtdatahash" xmlns:w16sdtfl="http://schemas.microsoft.com/office/word/2024/wordml/sdtformatlock" xmlns:w16se="http://schemas.microsoft.com/office/word/2015/wordml/symex" xmlns:wpg="http://schemas.microsoft.com/office/word/2010/wordprocessingGroup" xmlns:wpi="http://schemas.microsoft.com/office/word/2010/wordprocessingInk" xmlns:wne="http://schemas.microsoft.com/office/word/2006/wordml" xmlns:wps="http://schemas.microsoft.com/office/word/2010/wordprocessingShape" mc:Ignorable="w14 w15 w16se w16cid w16 w16cex w16sdtdh w16sdtfl w16du wp14">
   <w:p>
     <w:pPr>
       <w:pStyle w:val="Header"/>
@@ -815,7 +1225,7 @@
 </file>
 
 <file path=word/header2.xml><?xml version="1.0" encoding="utf-8"?>
-<w:hdr xmlns:wpc="http://schemas.microsoft.com/office/word/2010/wordprocessingCanvas" xmlns:cx="http://schemas.microsoft.com/office/drawing/2014/chartex" xmlns:cx1="http://schemas.microsoft.com/office/drawing/2015/9/8/chartex" xmlns:cx2="http://schemas.microsoft.com/office/drawing/2015/10/21/chartex" xmlns:cx3="http://schemas.microsoft.com/office/drawing/2016/5/9/chartex" xmlns:cx4="http://schemas.microsoft.com/office/drawing/2016/5/10/chartex" xmlns:cx5="http://schemas.microsoft.com/office/drawing/2016/5/11/chartex" xmlns:cx6="http://schemas.microsoft.com/office/drawing/2016/5/12/chartex" xmlns:cx7="http://schemas.microsoft.com/office/drawing/2016/5/13/chartex" xmlns:cx8="http://schemas.microsoft.com/office/drawing/2016/5/14/chartex" xmlns:mc="http://schemas.openxmlformats.org/markup-compatibility/2006" xmlns:aink="http://schemas.microsoft.com/office/drawing/2016/ink" xmlns:am3d="http://schemas.microsoft.com/office/drawing/2017/model3d" xmlns:o="urn:schemas-microsoft-com:office:office" xmlns:oel="http://schemas.microsoft.com/office/2019/extlst" xmlns:r="http://schemas.openxmlformats.org/officeDocument/2006/relationships" xmlns:m="http://schemas.openxmlformats.org/officeDocument/2006/math" xmlns:v="urn:schemas-microsoft-com:vml" xmlns:wp14="http://schemas.microsoft.com/office/word/2010/wordprocessingDrawing" xmlns:wp="http://schemas.openxmlformats.org/drawingml/2006/wordprocessingDrawing" xmlns:w10="urn:schemas-microsoft-com:office:word" xmlns:w="http://schemas.openxmlformats.org/wordprocessingml/2006/main" xmlns:w14="http://schemas.microsoft.com/office/word/2010/wordml" xmlns:w15="http://schemas.microsoft.com/office/word/2012/wordml" xmlns:w16cex="http://schemas.microsoft.com/office/word/2018/wordml/cex" xmlns:w16cid="http://schemas.microsoft.com/office/word/2016/wordml/cid" xmlns:w16="http://schemas.microsoft.com/office/word/2018/wordml" xmlns:w16sdtdh="http://schemas.microsoft.com/office/word/2020/wordml/sdtdatahash" xmlns:w16se="http://schemas.microsoft.com/office/word/2015/wordml/symex" xmlns:wpg="http://schemas.microsoft.com/office/word/2010/wordprocessingGroup" xmlns:wpi="http://schemas.microsoft.com/office/word/2010/wordprocessingInk" xmlns:wne="http://schemas.microsoft.com/office/word/2006/wordml" xmlns:wps="http://schemas.microsoft.com/office/word/2010/wordprocessingShape" mc:Ignorable="w14 w15 w16se w16cid w16 w16cex w16sdtdh wp14">
+<w:hdr xmlns:wpc="http://schemas.microsoft.com/office/word/2010/wordprocessingCanvas" xmlns:cx="http://schemas.microsoft.com/office/drawing/2014/chartex" xmlns:cx1="http://schemas.microsoft.com/office/drawing/2015/9/8/chartex" xmlns:cx2="http://schemas.microsoft.com/office/drawing/2015/10/21/chartex" xmlns:cx3="http://schemas.microsoft.com/office/drawing/2016/5/9/chartex" xmlns:cx4="http://schemas.microsoft.com/office/drawing/2016/5/10/chartex" xmlns:cx5="http://schemas.microsoft.com/office/drawing/2016/5/11/chartex" xmlns:cx6="http://schemas.microsoft.com/office/drawing/2016/5/12/chartex" xmlns:cx7="http://schemas.microsoft.com/office/drawing/2016/5/13/chartex" xmlns:cx8="http://schemas.microsoft.com/office/drawing/2016/5/14/chartex" xmlns:mc="http://schemas.openxmlformats.org/markup-compatibility/2006" xmlns:aink="http://schemas.microsoft.com/office/drawing/2016/ink" xmlns:am3d="http://schemas.microsoft.com/office/drawing/2017/model3d" xmlns:o="urn:schemas-microsoft-com:office:office" xmlns:oel="http://schemas.microsoft.com/office/2019/extlst" xmlns:r="http://schemas.openxmlformats.org/officeDocument/2006/relationships" xmlns:m="http://schemas.openxmlformats.org/officeDocument/2006/math" xmlns:v="urn:schemas-microsoft-com:vml" xmlns:wp14="http://schemas.microsoft.com/office/word/2010/wordprocessingDrawing" xmlns:wp="http://schemas.openxmlformats.org/drawingml/2006/wordprocessingDrawing" xmlns:w10="urn:schemas-microsoft-com:office:word" xmlns:w="http://schemas.openxmlformats.org/wordprocessingml/2006/main" xmlns:w14="http://schemas.microsoft.com/office/word/2010/wordml" xmlns:w15="http://schemas.microsoft.com/office/word/2012/wordml" xmlns:w16cex="http://schemas.microsoft.com/office/word/2018/wordml/cex" xmlns:w16cid="http://schemas.microsoft.com/office/word/2016/wordml/cid" xmlns:w16="http://schemas.microsoft.com/office/word/2018/wordml" xmlns:w16du="http://schemas.microsoft.com/office/word/2023/wordml/word16du" xmlns:w16sdtdh="http://schemas.microsoft.com/office/word/2020/wordml/sdtdatahash" xmlns:w16sdtfl="http://schemas.microsoft.com/office/word/2024/wordml/sdtformatlock" xmlns:w16se="http://schemas.microsoft.com/office/word/2015/wordml/symex" xmlns:wpg="http://schemas.microsoft.com/office/word/2010/wordprocessingGroup" xmlns:wpi="http://schemas.microsoft.com/office/word/2010/wordprocessingInk" xmlns:wne="http://schemas.microsoft.com/office/word/2006/wordml" xmlns:wps="http://schemas.microsoft.com/office/word/2010/wordprocessingShape" mc:Ignorable="w14 w15 w16se w16cid w16 w16cex w16sdtdh w16sdtfl w16du wp14">
   <w:p>
     <w:pPr>
       <w:pStyle w:val="Header"/>
@@ -826,7 +1236,7 @@
 </file>
 
 <file path=word/header3.xml><?xml version="1.0" encoding="utf-8"?>
-<w:hdr xmlns:wpc="http://schemas.microsoft.com/office/word/2010/wordprocessingCanvas" xmlns:cx="http://schemas.microsoft.com/office/drawing/2014/chartex" xmlns:cx1="http://schemas.microsoft.com/office/drawing/2015/9/8/chartex" xmlns:cx2="http://schemas.microsoft.com/office/drawing/2015/10/21/chartex" xmlns:cx3="http://schemas.microsoft.com/office/drawing/2016/5/9/chartex" xmlns:cx4="http://schemas.microsoft.com/office/drawing/2016/5/10/chartex" xmlns:cx5="http://schemas.microsoft.com/office/drawing/2016/5/11/chartex" xmlns:cx6="http://schemas.microsoft.com/office/drawing/2016/5/12/chartex" xmlns:cx7="http://schemas.microsoft.com/office/drawing/2016/5/13/chartex" xmlns:cx8="http://schemas.microsoft.com/office/drawing/2016/5/14/chartex" xmlns:mc="http://schemas.openxmlformats.org/markup-compatibility/2006" xmlns:aink="http://schemas.microsoft.com/office/drawing/2016/ink" xmlns:am3d="http://schemas.microsoft.com/office/drawing/2017/model3d" xmlns:o="urn:schemas-microsoft-com:office:office" xmlns:oel="http://schemas.microsoft.com/office/2019/extlst" xmlns:r="http://schemas.openxmlformats.org/officeDocument/2006/relationships" xmlns:m="http://schemas.openxmlformats.org/officeDocument/2006/math" xmlns:v="urn:schemas-microsoft-com:vml" xmlns:wp14="http://schemas.microsoft.com/office/word/2010/wordprocessingDrawing" xmlns:wp="http://schemas.openxmlformats.org/drawingml/2006/wordprocessingDrawing" xmlns:w10="urn:schemas-microsoft-com:office:word" xmlns:w="http://schemas.openxmlformats.org/wordprocessingml/2006/main" xmlns:w14="http://schemas.microsoft.com/office/word/2010/wordml" xmlns:w15="http://schemas.microsoft.com/office/word/2012/wordml" xmlns:w16cex="http://schemas.microsoft.com/office/word/2018/wordml/cex" xmlns:w16cid="http://schemas.microsoft.com/office/word/2016/wordml/cid" xmlns:w16="http://schemas.microsoft.com/office/word/2018/wordml" xmlns:w16sdtdh="http://schemas.microsoft.com/office/word/2020/wordml/sdtdatahash" xmlns:w16se="http://schemas.microsoft.com/office/word/2015/wordml/symex" xmlns:wpg="http://schemas.microsoft.com/office/word/2010/wordprocessingGroup" xmlns:wpi="http://schemas.microsoft.com/office/word/2010/wordprocessingInk" xmlns:wne="http://schemas.microsoft.com/office/word/2006/wordml" xmlns:wps="http://schemas.microsoft.com/office/word/2010/wordprocessingShape" mc:Ignorable="w14 w15 w16se w16cid w16 w16cex w16sdtdh wp14">
+<w:hdr xmlns:wpc="http://schemas.microsoft.com/office/word/2010/wordprocessingCanvas" xmlns:cx="http://schemas.microsoft.com/office/drawing/2014/chartex" xmlns:cx1="http://schemas.microsoft.com/office/drawing/2015/9/8/chartex" xmlns:cx2="http://schemas.microsoft.com/office/drawing/2015/10/21/chartex" xmlns:cx3="http://schemas.microsoft.com/office/drawing/2016/5/9/chartex" xmlns:cx4="http://schemas.microsoft.com/office/drawing/2016/5/10/chartex" xmlns:cx5="http://schemas.microsoft.com/office/drawing/2016/5/11/chartex" xmlns:cx6="http://schemas.microsoft.com/office/drawing/2016/5/12/chartex" xmlns:cx7="http://schemas.microsoft.com/office/drawing/2016/5/13/chartex" xmlns:cx8="http://schemas.microsoft.com/office/drawing/2016/5/14/chartex" xmlns:mc="http://schemas.openxmlformats.org/markup-compatibility/2006" xmlns:aink="http://schemas.microsoft.com/office/drawing/2016/ink" xmlns:am3d="http://schemas.microsoft.com/office/drawing/2017/model3d" xmlns:o="urn:schemas-microsoft-com:office:office" xmlns:oel="http://schemas.microsoft.com/office/2019/extlst" xmlns:r="http://schemas.openxmlformats.org/officeDocument/2006/relationships" xmlns:m="http://schemas.openxmlformats.org/officeDocument/2006/math" xmlns:v="urn:schemas-microsoft-com:vml" xmlns:wp14="http://schemas.microsoft.com/office/word/2010/wordprocessingDrawing" xmlns:wp="http://schemas.openxmlformats.org/drawingml/2006/wordprocessingDrawing" xmlns:w10="urn:schemas-microsoft-com:office:word" xmlns:w="http://schemas.openxmlformats.org/wordprocessingml/2006/main" xmlns:w14="http://schemas.microsoft.com/office/word/2010/wordml" xmlns:w15="http://schemas.microsoft.com/office/word/2012/wordml" xmlns:w16cex="http://schemas.microsoft.com/office/word/2018/wordml/cex" xmlns:w16cid="http://schemas.microsoft.com/office/word/2016/wordml/cid" xmlns:w16="http://schemas.microsoft.com/office/word/2018/wordml" xmlns:w16du="http://schemas.microsoft.com/office/word/2023/wordml/word16du" xmlns:w16sdtdh="http://schemas.microsoft.com/office/word/2020/wordml/sdtdatahash" xmlns:w16sdtfl="http://schemas.microsoft.com/office/word/2024/wordml/sdtformatlock" xmlns:w16se="http://schemas.microsoft.com/office/word/2015/wordml/symex" xmlns:wpg="http://schemas.microsoft.com/office/word/2010/wordprocessingGroup" xmlns:wpi="http://schemas.microsoft.com/office/word/2010/wordprocessingInk" xmlns:wne="http://schemas.microsoft.com/office/word/2006/wordml" xmlns:wps="http://schemas.microsoft.com/office/word/2010/wordprocessingShape" mc:Ignorable="w14 w15 w16se w16cid w16 w16cex w16sdtdh w16sdtfl w16du wp14">
   <w:p>
     <w:pPr>
       <w:pStyle w:val="Header"/>
@@ -835,7 +1245,7 @@
     <w:r>
       <w:tab/>
       <w:tab/>
-      <w:t>2026-06-17</w:t>
+      <w:t>2026-06-18</w:t>
       <w:br/>
       <w:br/>
     </w:r>
@@ -852,7 +1262,7 @@
 </file>
 
 <file path=word/numbering.xml><?xml version="1.0" encoding="utf-8"?>
-<w:numbering xmlns:wpc="http://schemas.microsoft.com/office/word/2010/wordprocessingCanvas" xmlns:cx="http://schemas.microsoft.com/office/drawing/2014/chartex" xmlns:cx1="http://schemas.microsoft.com/office/drawing/2015/9/8/chartex" xmlns:cx2="http://schemas.microsoft.com/office/drawing/2015/10/21/chartex" xmlns:cx3="http://schemas.microsoft.com/office/drawing/2016/5/9/chartex" xmlns:cx4="http://schemas.microsoft.com/office/drawing/2016/5/10/chartex" xmlns:cx5="http://schemas.microsoft.com/office/drawing/2016/5/11/chartex" xmlns:cx6="http://schemas.microsoft.com/office/drawing/2016/5/12/chartex" xmlns:cx7="http://schemas.microsoft.com/office/drawing/2016/5/13/chartex" xmlns:cx8="http://schemas.microsoft.com/office/drawing/2016/5/14/chartex" xmlns:mc="http://schemas.openxmlformats.org/markup-compatibility/2006" xmlns:aink="http://schemas.microsoft.com/office/drawing/2016/ink" xmlns:am3d="http://schemas.microsoft.com/office/drawing/2017/model3d" xmlns:o="urn:schemas-microsoft-com:office:office" xmlns:oel="http://schemas.microsoft.com/office/2019/extlst" xmlns:r="http://schemas.openxmlformats.org/officeDocument/2006/relationships" xmlns:m="http://schemas.openxmlformats.org/officeDocument/2006/math" xmlns:v="urn:schemas-microsoft-com:vml" xmlns:wp14="http://schemas.microsoft.com/office/word/2010/wordprocessingDrawing" xmlns:wp="http://schemas.openxmlformats.org/drawingml/2006/wordprocessingDrawing" xmlns:w10="urn:schemas-microsoft-com:office:word" xmlns:w="http://schemas.openxmlformats.org/wordprocessingml/2006/main" xmlns:w14="http://schemas.microsoft.com/office/word/2010/wordml" xmlns:w15="http://schemas.microsoft.com/office/word/2012/wordml" xmlns:w16cex="http://schemas.microsoft.com/office/word/2018/wordml/cex" xmlns:w16cid="http://schemas.microsoft.com/office/word/2016/wordml/cid" xmlns:w16="http://schemas.microsoft.com/office/word/2018/wordml" xmlns:w16sdtdh="http://schemas.microsoft.com/office/word/2020/wordml/sdtdatahash" xmlns:w16se="http://schemas.microsoft.com/office/word/2015/wordml/symex" xmlns:wpg="http://schemas.microsoft.com/office/word/2010/wordprocessingGroup" xmlns:wpi="http://schemas.microsoft.com/office/word/2010/wordprocessingInk" xmlns:wne="http://schemas.microsoft.com/office/word/2006/wordml" xmlns:wps="http://schemas.microsoft.com/office/word/2010/wordprocessingShape" mc:Ignorable="w14 w15 w16se w16cid w16 w16cex w16sdtdh wp14">
+<w:numbering xmlns:wpc="http://schemas.microsoft.com/office/word/2010/wordprocessingCanvas" xmlns:cx="http://schemas.microsoft.com/office/drawing/2014/chartex" xmlns:cx1="http://schemas.microsoft.com/office/drawing/2015/9/8/chartex" xmlns:cx2="http://schemas.microsoft.com/office/drawing/2015/10/21/chartex" xmlns:cx3="http://schemas.microsoft.com/office/drawing/2016/5/9/chartex" xmlns:cx4="http://schemas.microsoft.com/office/drawing/2016/5/10/chartex" xmlns:cx5="http://schemas.microsoft.com/office/drawing/2016/5/11/chartex" xmlns:cx6="http://schemas.microsoft.com/office/drawing/2016/5/12/chartex" xmlns:cx7="http://schemas.microsoft.com/office/drawing/2016/5/13/chartex" xmlns:cx8="http://schemas.microsoft.com/office/drawing/2016/5/14/chartex" xmlns:mc="http://schemas.openxmlformats.org/markup-compatibility/2006" xmlns:aink="http://schemas.microsoft.com/office/drawing/2016/ink" xmlns:am3d="http://schemas.microsoft.com/office/drawing/2017/model3d" xmlns:o="urn:schemas-microsoft-com:office:office" xmlns:oel="http://schemas.microsoft.com/office/2019/extlst" xmlns:r="http://schemas.openxmlformats.org/officeDocument/2006/relationships" xmlns:m="http://schemas.openxmlformats.org/officeDocument/2006/math" xmlns:v="urn:schemas-microsoft-com:vml" xmlns:wp14="http://schemas.microsoft.com/office/word/2010/wordprocessingDrawing" xmlns:wp="http://schemas.openxmlformats.org/drawingml/2006/wordprocessingDrawing" xmlns:w10="urn:schemas-microsoft-com:office:word" xmlns:w="http://schemas.openxmlformats.org/wordprocessingml/2006/main" xmlns:w14="http://schemas.microsoft.com/office/word/2010/wordml" xmlns:w15="http://schemas.microsoft.com/office/word/2012/wordml" xmlns:w16cex="http://schemas.microsoft.com/office/word/2018/wordml/cex" xmlns:w16cid="http://schemas.microsoft.com/office/word/2016/wordml/cid" xmlns:w16="http://schemas.microsoft.com/office/word/2018/wordml" xmlns:w16du="http://schemas.microsoft.com/office/word/2023/wordml/word16du" xmlns:w16sdtdh="http://schemas.microsoft.com/office/word/2020/wordml/sdtdatahash" xmlns:w16sdtfl="http://schemas.microsoft.com/office/word/2024/wordml/sdtformatlock" xmlns:w16se="http://schemas.microsoft.com/office/word/2015/wordml/symex" xmlns:wpg="http://schemas.microsoft.com/office/word/2010/wordprocessingGroup" xmlns:wpi="http://schemas.microsoft.com/office/word/2010/wordprocessingInk" xmlns:wne="http://schemas.microsoft.com/office/word/2006/wordml" xmlns:wps="http://schemas.microsoft.com/office/word/2010/wordprocessingShape" mc:Ignorable="w14 w15 w16se w16cid w16 w16cex w16sdtdh w16sdtfl w16du wp14">
   <w:abstractNum w:abstractNumId="0" w15:restartNumberingAfterBreak="0">
     <w:nsid w:val="FFFFFF7C"/>
     <w:multiLevelType w:val="singleLevel"/>
@@ -1055,7 +1465,7 @@
 </file>
 
 <file path=word/styles.xml><?xml version="1.0" encoding="utf-8"?>
-<w:styles xmlns:mc="http://schemas.openxmlformats.org/markup-compatibility/2006" xmlns:r="http://schemas.openxmlformats.org/officeDocument/2006/relationships" xmlns:w="http://schemas.openxmlformats.org/wordprocessingml/2006/main" xmlns:w14="http://schemas.microsoft.com/office/word/2010/wordml" xmlns:w15="http://schemas.microsoft.com/office/word/2012/wordml" xmlns:w16cex="http://schemas.microsoft.com/office/word/2018/wordml/cex" xmlns:w16cid="http://schemas.microsoft.com/office/word/2016/wordml/cid" xmlns:w16="http://schemas.microsoft.com/office/word/2018/wordml" xmlns:w16sdtdh="http://schemas.microsoft.com/office/word/2020/wordml/sdtdatahash" xmlns:w16se="http://schemas.microsoft.com/office/word/2015/wordml/symex" mc:Ignorable="w14 w15 w16se w16cid w16 w16cex w16sdtdh">
+<w:styles xmlns:mc="http://schemas.openxmlformats.org/markup-compatibility/2006" xmlns:r="http://schemas.openxmlformats.org/officeDocument/2006/relationships" xmlns:w="http://schemas.openxmlformats.org/wordprocessingml/2006/main" xmlns:w14="http://schemas.microsoft.com/office/word/2010/wordml" xmlns:w15="http://schemas.microsoft.com/office/word/2012/wordml" xmlns:w16cex="http://schemas.microsoft.com/office/word/2018/wordml/cex" xmlns:w16cid="http://schemas.microsoft.com/office/word/2016/wordml/cid" xmlns:w16="http://schemas.microsoft.com/office/word/2018/wordml" xmlns:w16du="http://schemas.microsoft.com/office/word/2023/wordml/word16du" xmlns:w16sdtdh="http://schemas.microsoft.com/office/word/2020/wordml/sdtdatahash" xmlns:w16sdtfl="http://schemas.microsoft.com/office/word/2024/wordml/sdtformatlock" xmlns:w16se="http://schemas.microsoft.com/office/word/2015/wordml/symex" mc:Ignorable="w14 w15 w16se w16cid w16 w16cex w16sdtdh w16sdtfl w16du">
   <w:docDefaults>
     <w:rPrDefault>
       <w:rPr>
@@ -1813,7 +2223,7 @@
     <w:link w:val="TitleChar"/>
     <w:uiPriority w:val="10"/>
     <w:qFormat/>
-    <w:rsid w:val="007106C8"/>
+    <w:rsid w:val="00E854FA"/>
     <w:pPr>
       <w:spacing w:after="300" w:line="240" w:lineRule="auto"/>
       <w:contextualSpacing/>
@@ -1823,7 +2233,7 @@
       <w:rFonts w:eastAsiaTheme="majorEastAsia" w:cstheme="majorBidi"/>
       <w:spacing w:val="5"/>
       <w:kern w:val="28"/>
-      <w:sz w:val="52"/>
+      <w:sz w:val="40"/>
       <w:szCs w:val="52"/>
       <w:lang w:val="sv-SE" w:eastAsia="en-US" w:bidi="ar-SA"/>
     </w:rPr>
@@ -1833,12 +2243,12 @@
     <w:basedOn w:val="DefaultParagraphFont"/>
     <w:link w:val="Title"/>
     <w:uiPriority w:val="10"/>
-    <w:rsid w:val="007106C8"/>
+    <w:rsid w:val="00E854FA"/>
     <w:rPr>
       <w:rFonts w:ascii="Times New Roman" w:eastAsiaTheme="majorEastAsia" w:hAnsi="Times New Roman" w:cstheme="majorBidi"/>
       <w:spacing w:val="5"/>
       <w:kern w:val="28"/>
-      <w:sz w:val="52"/>
+      <w:sz w:val="40"/>
       <w:szCs w:val="52"/>
       <w:lang w:val="sv-SE" w:eastAsia="en-US" w:bidi="ar-SA"/>
     </w:rPr>

--- a/klagomål/A 23569-2026 FSC-klagomål.docx
+++ b/klagomål/A 23569-2026 FSC-klagomål.docx
@@ -1245,7 +1245,7 @@
     <w:r>
       <w:tab/>
       <w:tab/>
-      <w:t>2026-06-18</w:t>
+      <w:t>2026-06-19</w:t>
       <w:br/>
       <w:br/>
     </w:r>

--- a/klagomål/A 23569-2026 FSC-klagomål.docx
+++ b/klagomål/A 23569-2026 FSC-klagomål.docx
@@ -1245,7 +1245,7 @@
     <w:r>
       <w:tab/>
       <w:tab/>
-      <w:t>2026-06-19</w:t>
+      <w:t>2026-06-20</w:t>
       <w:br/>
       <w:br/>
     </w:r>

--- a/klagomål/A 23569-2026 FSC-klagomål.docx
+++ b/klagomål/A 23569-2026 FSC-klagomål.docx
@@ -168,38 +168,7 @@
     </w:p>
     <w:p>
       <w:r>
-        <w:t>Detta dokument behandlar höga naturvärden i avverkningsanmälan A 23569-2026 i Vilhelmina kommun som inkom 2026-05-21 och omfattar 17,4 ha.</w:t>
-      </w:r>
-    </w:p>
-    <w:p>
-      <w:r>
-        <w:t>Nedan presenteras fynd av naturvårdsarter och fridlysta arter som gjorts i det avverkningsanmälda området, samt relevanta utdrag ur standarderna för FSC, Chain of Custody, Controlled Wood och PEFC. I BILAGA 1 finns artfakta om fridlysta och rödlistade arter.</w:t>
-      </w:r>
-    </w:p>
-    <w:p>
-      <w:r>
-        <w:t>Vi förväntar oss att ni återkommer med ett skriftligt svar på vårt klagomål och även beskriver vilka korrigerande åtgärder ni satt in för att rätta till identifierade brister i er efterlevnad av den svenska FSC standarden.</w:t>
-      </w:r>
-    </w:p>
-    <w:p>
-      <w:pPr>
-        <w:pStyle w:val="Heading1"/>
-      </w:pPr>
-      <w:r>
-        <w:t>Naturvårdsarter</w:t>
-      </w:r>
-    </w:p>
-    <w:p>
-      <w:r>
-        <w:t>I och inom 25 meter från avverkningsanmälan har följande 11 naturvårdsarter hittats: garnlav (VU, T), gränsticka (VU, T), lunglav (NT, T), rosenticka (NT, T), rynkskinn (NT, T), ullticka (NT, T), luddlav (S, T), mörk husmossa (S, T), skinnlav (S, T), vedticka (S, T) och tallbit (T, §4). Av dessa är 6 rödlistade. För rödlistade arter har rödlistekategorin angivits inom parentes. Arter som är signalarter enligt Skogsstyrelsen har markerats med (S). Typiska arter inom Natura 2000 som är kopplade till skogsekosystem har markerats med (T). För fridlysta arter anges även paragrafen i Artskyddsförordningen som arten är fridlyst enligt.</w:t>
-      </w:r>
-    </w:p>
-    <w:p>
-      <w:r>
-        <w:t>De påträffade naturvårdsarterna är ett tydligt kvitto på att det rör sig om en skog med höga naturvärden.</w:t>
-      </w:r>
-      <w:r>
-        <w:t xml:space="preserve"> I Figur 1 visas fyndplatser för naturvårdsarter i området, som finns registrerade på Artportalen.</w:t>
+        <w:t>Detta klagomål behandlar höga naturvärden i avverkningsanmälan A 23569-2026 i Vilhelmina kommun som inkom 2026-05-21 och omfattar 17,4 ha.</w:t>
       </w:r>
     </w:p>
     <w:p>
@@ -209,7 +178,7 @@
       <w:r>
         <w:drawing>
           <wp:inline xmlns:a="http://schemas.openxmlformats.org/drawingml/2006/main" xmlns:pic="http://schemas.openxmlformats.org/drawingml/2006/picture">
-            <wp:extent cx="5248206" cy="5688000"/>
+            <wp:extent cx="5281422" cy="5724000"/>
             <wp:docPr id="1" name="Picture 1"/>
             <wp:cNvGraphicFramePr>
               <a:graphicFrameLocks noChangeAspect="1"/>
@@ -230,7 +199,7 @@
                   <pic:spPr>
                     <a:xfrm>
                       <a:off x="0" y="0"/>
-                      <a:ext cx="5248206" cy="5688000"/>
+                      <a:ext cx="5281422" cy="5724000"/>
                     </a:xfrm>
                     <a:prstGeom prst="rect"/>
                   </pic:spPr>
@@ -247,34 +216,370 @@
         <w:spacing w:after="240"/>
       </w:pPr>
       <w:r>
-        <w:t>Figur 1. Fyndplatser för naturvårdsarter i och inom 25 meter från avverkningsanmälan (röd linje). Markörer utan svart kant är placerade på fyndplatsen. Markörer med svart kant är placerade vid sidan av fyndplatsen och har ett svart streck som visar fyndplatsens exakta position. Kartans mittpunktskoordinat är N 7143747, E 595406 i SWEREF 99 TM.</w:t>
+        <w:t>Figur 1. Fyndplatser för naturvårdsarter i och inom 25 meter från avverkningsanmälan. Markörer utan svart kant är placerade på fyndplatsen. Markörer med svart kant är placerade vid sidan av fyndplatsen har ett svart streck som visar fyndplatsens exakta position. Kartans mittpunktskoordinat är N 7143747, E 595406 i SWEREF 99 TM.</w:t>
+      </w:r>
+    </w:p>
+    <w:p>
+      <w:r>
+        <w:t>I och inom 25 meter från avverkningsanmälan finns fynd av 11 naturvårdsarter, varav 6 är rödlistade, 1 är fridlyst, 11 är typiska (T) och 4 är signalarter (S): garnlav (VU, T), gränsticka (VU, T), lunglav (NT, T), rosenticka (NT, T), rynkskinn (NT, T), ullticka (NT, T), luddlav (S, T), mörk husmossa (S, T), skinnlav (S, T), vedticka (S, T) och tallbit (T, §4). Se Figur 1.</w:t>
+      </w:r>
+    </w:p>
+    <w:p>
+      <w:r>
+        <w:t>Nedan presenteras relevanta utdrag ur standarderna för FSC, Chain of Custody, Controlled Wood och PEFC.</w:t>
+      </w:r>
+    </w:p>
+    <w:p>
+      <w:r>
+        <w:t>Vi förväntar oss att ni återkommer med ett skriftligt svar på vårt klagomål och även beskriver vilka korrigerande åtgärder ni satt in för att rätta till identifierade brister i er efterlevnad av den svenska FSC standarden.</w:t>
       </w:r>
     </w:p>
     <w:p>
       <w:pPr>
-        <w:pStyle w:val="Heading2"/>
+        <w:pStyle w:val="Heading1"/>
       </w:pPr>
       <w:r>
-        <w:t>Fridlysta arter</w:t>
+        <w:t>Naturvårdsarter och fridlysta arter</w:t>
       </w:r>
     </w:p>
     <w:p>
       <w:r>
-        <w:t>Följande fridlysta arter har sina livsmiljöer och växtplatser i den avverkningsanmälda skogen: tallbit (T, §4).</w:t>
+        <w:t>Nedan följer beskrivningar av de naturvårdsarter och fridlysta arter som har sina livsmiljöer och växtplatser i den avverkningsanmälda skogen. Se även ytterligare artfakta i BILAGA 1. De påträffade naturvårdsarterna är ett tydligt kvitto på att det rör sig om en skog med höga naturvärden.</w:t>
       </w:r>
     </w:p>
     <w:p>
-      <w:r>
-        <w:t xml:space="preserve">Observera att medlemsländerna är skyldiga att agera i enlighet med EU:s fågeldirektiv där det uttryckligen står att direktivet gäller för fåglar samt för deras ägg, bon och </w:t>
-      </w:r>
       <w:r>
         <w:rPr>
           <w:b/>
         </w:rPr>
-        <w:t xml:space="preserve">livsmiljöer </w:t>
-      </w:r>
-      <w:r>
-        <w:t>(artikel 1). Vidare att de åtgärder som vidtas inte får leda till en försämring av den nuvarande situationen beträffande bevarandet av de fågelarter som avses i artikel 1 (artikel 13). Fågeldirektivet är styrande för tillsynsansvariga myndigheters ärendehantering, ställningstaganden och beslutsfattande.</w:t>
+        <w:t>Garnlav (VU)</w:t>
+      </w:r>
+      <w:r>
+        <w:t xml:space="preserve"> är en utpräglad barrskogsart som ibland kan drapera träden i norrländska grannaturskogar med hög luftfuktighet. Den förekommer även i talldominerade bestånd där den, förutom i trädens grenverk, påträffas hängande över ojämnheter i tallbarken. Arten har minskat starkt i södra och mellersta Sverige och den minskar även i sitt nordliga utbredningsområde. Minskningstakten uppgår till 30 (20–50) % inom 50 år och överstiger gränsvärdet för Sårbar (VU). Orsaken till tillbakagången beror främst på slutavverkningar av naturskogsartade skogar. Bestånd med riklig förekomst bör regelmässigt sparas, vilket även gynnar flera andra sällsynta och rödlistade arter. Garnlav är värdväxt för den mycket sällsynta och akut hotade fjärilen barrskogslavfly (CR) som hör hemma i boreala barrskogar med riklig förekomst av värdväxten. Tidigare kunde arten konstateras årligen på flera platser vid Dala-Floda i Dalarna innan lokalerna kalavverkades. Senaste fyndet i landet av barrskogslavfly är från år 2000 då den påträffades vid Högberget i Sollefteå kommun. Garnlav är typisk art för </w:t>
+      </w:r>
+      <w:r>
+        <w:rPr>
+          <w:i/>
+        </w:rPr>
+        <w:t xml:space="preserve">9010 Taiga </w:t>
+      </w:r>
+      <w:r>
+        <w:t>och</w:t>
+      </w:r>
+      <w:r>
+        <w:rPr>
+          <w:i/>
+        </w:rPr>
+        <w:t xml:space="preserve"> 9070 Trädklädd betesmark</w:t>
+      </w:r>
+      <w:r>
+        <w:t xml:space="preserve"> (SLU Artdatabanken, 2026).</w:t>
+      </w:r>
+    </w:p>
+    <w:p>
+      <w:r>
+        <w:rPr>
+          <w:b/>
+        </w:rPr>
+        <w:t>Gränsticka (VU)</w:t>
+      </w:r>
+      <w:r>
+        <w:t xml:space="preserve"> är en mycket bra signalart inom hela sitt utbredningsområde. Den är huvudsakligen knuten till restbestånd av barrnaturskog och förekommer med ett tydligt optimum i orörda eller måttligt påverkade gamla granskogar där det föreligger långvarig kontinuitet av grov död ved. Den totala populationen bedöms ha minskat och fortsätter att minska i takt med att grankontinuitetsskogar (äldre tidigare icke kalavverkade skogar) minskar i areal. Minskningstakten överstiger gränsvärdet för sårbar (VU). Lokaler som hyser arten bör undantas från skogsbruk, speciellt i mellersta och södra Sverige. Gränsticka är typisk art för </w:t>
+      </w:r>
+      <w:r>
+        <w:rPr>
+          <w:i/>
+        </w:rPr>
+        <w:t>9010 Taiga</w:t>
+      </w:r>
+      <w:r>
+        <w:t xml:space="preserve"> (SLU Artdatabanken, 2026; Nitare &amp; Skogsstyrelsen, 2019).</w:t>
+      </w:r>
+    </w:p>
+    <w:p>
+      <w:r>
+        <w:rPr>
+          <w:b/>
+        </w:rPr>
+        <w:t>Lunglav (NT)</w:t>
+      </w:r>
+      <w:r>
+        <w:t xml:space="preserve"> är en av vårt lands främsta signalarter som överallt indikerar gamla lövträd, skogsbestånd med höga naturvärden och ekosystem med långskoglig kontinuitet. Lokalt kan förekomsten vara mycket riklig men den hittas nästan enbart i gamla och ej slutavverkade skogar. Artens samtliga förekomster bör uppmärksammas från naturvårdssynpunkt, då många lokaler även hyser andra ovanliga och rödlistade arter. Rikliga förekomster bör skyddas med biotopskydd, frivilliga avsättningar eller reservat. På lunglav kan de sällsynta lavparasiterna lunglavshårprick (CR), </w:t>
+      </w:r>
+      <w:r>
+        <w:rPr>
+          <w:i/>
+        </w:rPr>
+        <w:t>Abrothallus diederichii</w:t>
+      </w:r>
+      <w:r>
+        <w:t xml:space="preserve"> (VU), </w:t>
+      </w:r>
+      <w:r>
+        <w:rPr>
+          <w:i/>
+        </w:rPr>
+        <w:t>Abrothallus lobariae</w:t>
+      </w:r>
+      <w:r>
+        <w:t xml:space="preserve"> (VU), </w:t>
+      </w:r>
+      <w:r>
+        <w:rPr>
+          <w:i/>
+        </w:rPr>
+        <w:t>Calycina lobariae</w:t>
+      </w:r>
+      <w:r>
+        <w:t xml:space="preserve"> (VU), lunglavsknapp (VU) och skrovelmössing (VU) påträffas. Lunglav är typisk art för </w:t>
+      </w:r>
+      <w:r>
+        <w:rPr>
+          <w:i/>
+        </w:rPr>
+        <w:t>9010 Taiga, 9020 Nordlig ädellövskog, 9110 Näringsfattig bokskog, 9130 Näringsrik bokskog, 9160 Näringsrik ekskog, 9180 Ädellövskog i branter, 9190 Näringsfattig ekskog, 9070 Trädklädd betesmark, 9040 Fjällbjörkskog</w:t>
+      </w:r>
+      <w:r>
+        <w:t xml:space="preserve"> och</w:t>
+      </w:r>
+      <w:r>
+        <w:rPr>
+          <w:i/>
+        </w:rPr>
+        <w:t xml:space="preserve"> 6530 Lövängar</w:t>
+      </w:r>
+      <w:r>
+        <w:t xml:space="preserve"> (SLU Artdatabanken, 2026; Nitare &amp; Skogsstyrelsen, 2019).</w:t>
+      </w:r>
+    </w:p>
+    <w:p>
+      <w:r>
+        <w:rPr>
+          <w:b/>
+        </w:rPr>
+        <w:t>Rosenticka (NT)</w:t>
+      </w:r>
+      <w:r>
+        <w:t xml:space="preserve">, rödlistad som nära hotad, ingår i en karaktäristisk association av vedsvampar som växer på gamla, grova granlågor i urskogsartade barrskogar. Den är placerad i toppen av Skogsstyrelsens värdepyramid för bedömning av skog med höga naturvärden och indikerar ett granskogsekosystem med långvarig kontinuitet av grova lågor. Artens beroende av grova granlågor innebär att alla skogsskötselåtgärder på eller i omedelbar närhet av lokalerna utgör ett hot på lång sikt. Det är angeläget att populationerna inte ytterligare glesas ut och ett tillräckligt antal områden där arten nu finns måste sparas för framtiden. Rosenticka är typisk art för </w:t>
+      </w:r>
+      <w:r>
+        <w:rPr>
+          <w:i/>
+        </w:rPr>
+        <w:t xml:space="preserve">9010 Taiga </w:t>
+      </w:r>
+      <w:r>
+        <w:t xml:space="preserve">och </w:t>
+      </w:r>
+      <w:r>
+        <w:rPr>
+          <w:i/>
+        </w:rPr>
+        <w:t>9050 Näringsrik granskog</w:t>
+      </w:r>
+      <w:r>
+        <w:t xml:space="preserve"> (Nitare &amp; Skogsstyrelsen, 2019; SLU Artdatabanken, 2024).</w:t>
+      </w:r>
+    </w:p>
+    <w:p>
+      <w:r>
+        <w:rPr>
+          <w:b/>
+        </w:rPr>
+        <w:t>Rynkskinn (NT)</w:t>
+      </w:r>
+      <w:r>
+        <w:t xml:space="preserve"> är en vednedbrytare som växer på grova granlågor och ingår i en karaktäristisk association av vedsvampar knutna till urskogsartade barrskogar. Den har klassificerats som en “urskogsindikator” och är placerad i toppen av Skogsstyrelsens värdepyramid för bedömning av skog med höga naturvärden. Allt tyder på att rynkskinn är mycket känslig för skogliga ingrepp och lokalerna, som oftast har höga biologiska kvaliteter, bör lämnas till fri utveckling. Rynkskinn är typisk art för </w:t>
+      </w:r>
+      <w:r>
+        <w:rPr>
+          <w:i/>
+        </w:rPr>
+        <w:t xml:space="preserve">9010 Taiga, 9050 Näringsrik granskog </w:t>
+      </w:r>
+      <w:r>
+        <w:t>och</w:t>
+      </w:r>
+      <w:r>
+        <w:rPr>
+          <w:i/>
+        </w:rPr>
+        <w:t xml:space="preserve"> 9030 Landhöjningsskog</w:t>
+      </w:r>
+      <w:r>
+        <w:t xml:space="preserve"> (Nitare &amp; Skogsstyrelsen, 2019; SLU Artdatabanken, 2026).</w:t>
+      </w:r>
+    </w:p>
+    <w:p>
+      <w:r>
+        <w:rPr>
+          <w:b/>
+        </w:rPr>
+        <w:t>Ullticka (NT)</w:t>
+      </w:r>
+      <w:r>
+        <w:t xml:space="preserve"> är knuten till restbestånd av barrnaturskog och förekommer med ett tydligt optimum i orörda eller måttligt påverkade gamla granskogar där det föreligger viss kontinuitet av grov död ved. Ullticka är en bra signalart inom hela sitt utbredningsområde och i södra Sverige är den sällsynt och en god signalart för skyddsvärda granskogsmiljöer. Den hotas av avverkning och fragmentering av naturskog och äldre granskog med lång trädkontinuitet. På ullticka kan ibland ulltickeporing (VU) påträffas - det är en sällsynt ticka som nyligen delats upp i de tre olika arterna ulltickeporing </w:t>
+      </w:r>
+      <w:r>
+        <w:rPr>
+          <w:i/>
+        </w:rPr>
+        <w:t xml:space="preserve">Skeletocutis brevispora </w:t>
+      </w:r>
+      <w:r>
+        <w:t>(VU)</w:t>
+      </w:r>
+      <w:r>
+        <w:rPr>
+          <w:i/>
+        </w:rPr>
+        <w:t>, Skeletocutis delicata</w:t>
+      </w:r>
+      <w:r>
+        <w:t xml:space="preserve"> (VU)</w:t>
+      </w:r>
+      <w:r>
+        <w:rPr>
+          <w:i/>
+        </w:rPr>
+        <w:t xml:space="preserve"> och Skeletocutis exilis</w:t>
+      </w:r>
+      <w:r>
+        <w:t xml:space="preserve"> (NT). Ullticka är typisk art för </w:t>
+      </w:r>
+      <w:r>
+        <w:rPr>
+          <w:i/>
+        </w:rPr>
+        <w:t xml:space="preserve">9010 Taiga, 9050 Näringsrik granskog </w:t>
+      </w:r>
+      <w:r>
+        <w:t xml:space="preserve">och </w:t>
+      </w:r>
+      <w:r>
+        <w:rPr>
+          <w:i/>
+        </w:rPr>
+        <w:t>9030 Landhöjningsskog</w:t>
+      </w:r>
+      <w:r>
+        <w:t xml:space="preserve"> (SLU Artdatabanken, 2026; Nitare &amp; Skogsstyrelsen, 2019; Miettinen &amp; Niemelä, 2018).</w:t>
+      </w:r>
+    </w:p>
+    <w:p>
+      <w:r>
+        <w:rPr>
+          <w:b/>
+        </w:rPr>
+        <w:t>Luddlav</w:t>
+      </w:r>
+      <w:r>
+        <w:t xml:space="preserve"> signalerar lång skoglig kontinuitet med ett stabilt lokal- och mikroklimat med hög och jämn fuktighet. Luddlav är typisk art för </w:t>
+      </w:r>
+      <w:r>
+        <w:rPr>
+          <w:i/>
+        </w:rPr>
+        <w:t>9010 Taiga,</w:t>
+      </w:r>
+      <w:r>
+        <w:t xml:space="preserve"> </w:t>
+      </w:r>
+      <w:r>
+        <w:rPr>
+          <w:i/>
+        </w:rPr>
+        <w:t xml:space="preserve">9020 Nordlig ädellövskog, 9070 Trädklädd betesmark, 9110 Näringsfattig bokskog, 9180 Ädellövskog i branter </w:t>
+      </w:r>
+      <w:r>
+        <w:t>och</w:t>
+      </w:r>
+      <w:r>
+        <w:rPr>
+          <w:i/>
+        </w:rPr>
+        <w:t xml:space="preserve"> 9190 Näringsfattig ekskog </w:t>
+      </w:r>
+      <w:r>
+        <w:t>(Nitare &amp; Skogsstyrelsen, 2019; SLU Artdatabanken, 2025).</w:t>
+      </w:r>
+    </w:p>
+    <w:p>
+      <w:r>
+        <w:rPr>
+          <w:b/>
+        </w:rPr>
+        <w:t xml:space="preserve">Mörk husmossa </w:t>
+      </w:r>
+      <w:r>
+        <w:t xml:space="preserve">är en mycket bra signalart i södra och mellersta Sverige. Den är sannolikt svårspridd och växer huvudsakligen i skog med lång skoglig kontinuitet i områden med konstant hög luftfuktighet. Den är känslig för större avverkningar, men tål plockhuggning som lämnar ett tätare trädskikt och ett obrutet, fukthållande mosstäcke på marken. Ett par studier har klart visat att artens tillväxt försämras när skogen huggs ner intill växtplatsen, och att ett kalhygges påverkan på mörk husmossa avtar både med avståndet från kalhygget och ju fuktigare växtplatsen är. Mörk husmossa är typisk art för </w:t>
+      </w:r>
+      <w:r>
+        <w:rPr>
+          <w:i/>
+        </w:rPr>
+        <w:t xml:space="preserve">9010 Taiga, 9050 Näringsrik granskog, 9080 Lövsumpskog, 9750 Svämlövskog, 9020 Nordlig ädellövskog, 9160 Näringsrik ekskog </w:t>
+      </w:r>
+      <w:r>
+        <w:t>och</w:t>
+      </w:r>
+      <w:r>
+        <w:rPr>
+          <w:i/>
+        </w:rPr>
+        <w:t xml:space="preserve"> 9180 Ädellövskog i branter</w:t>
+      </w:r>
+      <w:r>
+        <w:t xml:space="preserve"> (SLU Artdatabanken, 2024; Nitare &amp; Skogsstyrelsen, 2019).</w:t>
+      </w:r>
+    </w:p>
+    <w:p>
+      <w:r>
+        <w:rPr>
+          <w:b/>
+        </w:rPr>
+        <w:t xml:space="preserve">Skinnlav </w:t>
+      </w:r>
+      <w:r>
+        <w:t xml:space="preserve">förekommer på diverse lövträd, främst på gammal asp och sälg. Den påträffas främst i områden med lång kontinuitet av grova lövträd och signalerar skogsmark med höga naturvärden. På lokalerna förekommer som regel ett flertal andra ovanliga eller rödlistade lavar. I likhet med gelélavarna, etablerar sig skinnlaven i skogsmark på grova aspar i sena lövsuccessioner. Skinnlav är typisk art för </w:t>
+      </w:r>
+      <w:r>
+        <w:rPr>
+          <w:i/>
+        </w:rPr>
+        <w:t xml:space="preserve">9010 Taiga, 9020 Nordlig ädellövskog </w:t>
+      </w:r>
+      <w:r>
+        <w:t xml:space="preserve">och </w:t>
+      </w:r>
+      <w:r>
+        <w:rPr>
+          <w:i/>
+        </w:rPr>
+        <w:t xml:space="preserve">9070 Trädklädd betesmark </w:t>
+      </w:r>
+      <w:r>
+        <w:t>(Nitare &amp; Skogsstyrelsen, 2019; SLU Artdatabanken, 2025).</w:t>
+      </w:r>
+    </w:p>
+    <w:p>
+      <w:r>
+        <w:rPr>
+          <w:b/>
+        </w:rPr>
+        <w:t xml:space="preserve">Vedticka </w:t>
+      </w:r>
+      <w:r>
+        <w:t xml:space="preserve">är en bra signalart söder om den naturliga norrlandsgränsen. Den är huvudsakligen knuten till äldre barrskogar där det föreligger långvarig kontinuitet av död barrved. Vedticka är typisk art för </w:t>
+      </w:r>
+      <w:r>
+        <w:rPr>
+          <w:i/>
+        </w:rPr>
+        <w:t xml:space="preserve">9010 Taiga </w:t>
+      </w:r>
+      <w:r>
+        <w:t>(Nitare &amp; Skogsstyrelsen, 2019; SLU Artdatabanken, 2025).</w:t>
       </w:r>
     </w:p>
     <w:p>
@@ -295,354 +600,6 @@
       </w:r>
       <w:r>
         <w:t xml:space="preserve"> (SLU Artdatabanken, 2026; Skogsstyrelsen, 2016). Observationer av tallbit i naturskog eller under häckningstid måste alltid utredas.</w:t>
-      </w:r>
-    </w:p>
-    <w:p>
-      <w:r>
-        <w:t>I BILAGA 1 finns mer detaljerad information om ekologi samt krav på livsmiljö hos fridlysta arter.</w:t>
-      </w:r>
-    </w:p>
-    <w:p>
-      <w:pPr>
-        <w:pStyle w:val="Heading2"/>
-      </w:pPr>
-      <w:r>
-        <w:t>Övriga naturvårdsarter</w:t>
-      </w:r>
-    </w:p>
-    <w:p>
-      <w:r>
-        <w:rPr>
-          <w:b/>
-        </w:rPr>
-        <w:t>Garnlav (VU)</w:t>
-      </w:r>
-      <w:r>
-        <w:t xml:space="preserve"> är en utpräglad barrskogsart som ibland kan drapera träden i norrländska grannaturskogar med hög luftfuktighet. Den förekommer även i talldominerade bestånd där den, förutom i trädens grenverk, påträffas hängande över ojämnheter i tallbarken. Arten har minskat starkt i södra och mellersta Sverige och den minskar även i sitt nordliga utbredningsområde. Minskningstakten uppgår till 30 (20–50) % inom 50 år och överstiger gränsvärdet för Sårbar (VU). Orsaken till tillbakagången beror främst på slutavverkningar av naturskogsartade skogar. Bestånd med riklig förekomst bör regelmässigt sparas, vilket även gynnar flera andra sällsynta och rödlistade arter. Garnlav är värdväxt för den mycket sällsynta och akut hotade fjärilen barrskogslavfly (CR) som hör hemma i boreala barrskogar med riklig förekomst av värdväxten. Tidigare kunde arten konstateras årligen på flera platser vid Dala-Floda i Dalarna innan lokalerna kalavverkades. Senaste fyndet i landet av barrskogslavfly är från år 2000 då den påträffades vid Högberget i Sollefteå kommun. Garnlav är typisk art för </w:t>
-      </w:r>
-      <w:r>
-        <w:rPr>
-          <w:i/>
-        </w:rPr>
-        <w:t xml:space="preserve">9010 Taiga </w:t>
-      </w:r>
-      <w:r>
-        <w:t>och</w:t>
-      </w:r>
-      <w:r>
-        <w:rPr>
-          <w:i/>
-        </w:rPr>
-        <w:t xml:space="preserve"> 9070 Trädklädd betesmark</w:t>
-      </w:r>
-      <w:r>
-        <w:t xml:space="preserve"> (SLU Artdatabanken, 2026).</w:t>
-      </w:r>
-    </w:p>
-    <w:p>
-      <w:r>
-        <w:rPr>
-          <w:b/>
-        </w:rPr>
-        <w:t>Gränsticka (VU)</w:t>
-      </w:r>
-      <w:r>
-        <w:t xml:space="preserve"> är en mycket bra signalart inom hela sitt utbredningsområde. Den är huvudsakligen knuten till restbestånd av barrnaturskog och förekommer med ett tydligt optimum i orörda eller måttligt påverkade gamla granskogar där det föreligger långvarig kontinuitet av grov död ved. Den totala populationen bedöms ha minskat och fortsätter att minska i takt med att grankontinuitetsskogar (äldre tidigare icke kalavverkade skogar) minskar i areal. Minskningstakten överstiger gränsvärdet för sårbar (VU). Lokaler som hyser arten bör undantas från skogsbruk, speciellt i mellersta och södra Sverige. Gränsticka är typisk art för </w:t>
-      </w:r>
-      <w:r>
-        <w:rPr>
-          <w:i/>
-        </w:rPr>
-        <w:t>9010 Taiga</w:t>
-      </w:r>
-      <w:r>
-        <w:t xml:space="preserve"> (SLU Artdatabanken, 2026; Nitare &amp; Skogsstyrelsen, 2019).</w:t>
-      </w:r>
-    </w:p>
-    <w:p>
-      <w:r>
-        <w:rPr>
-          <w:b/>
-        </w:rPr>
-        <w:t>Luddlav</w:t>
-      </w:r>
-      <w:r>
-        <w:t xml:space="preserve"> signalerar lång skoglig kontinuitet med ett stabilt lokal- och mikroklimat med hög och jämn fuktighet. Luddlav är typisk art för </w:t>
-      </w:r>
-      <w:r>
-        <w:rPr>
-          <w:i/>
-        </w:rPr>
-        <w:t>9010 Taiga,</w:t>
-      </w:r>
-      <w:r>
-        <w:t xml:space="preserve"> </w:t>
-      </w:r>
-      <w:r>
-        <w:rPr>
-          <w:i/>
-        </w:rPr>
-        <w:t xml:space="preserve">9020 Nordlig ädellövskog, 9070 Trädklädd betesmark, 9110 Näringsfattig bokskog, 9180 Ädellövskog i branter </w:t>
-      </w:r>
-      <w:r>
-        <w:t>och</w:t>
-      </w:r>
-      <w:r>
-        <w:rPr>
-          <w:i/>
-        </w:rPr>
-        <w:t xml:space="preserve"> 9190 Näringsfattig ekskog </w:t>
-      </w:r>
-      <w:r>
-        <w:t>(Nitare &amp; Skogsstyrelsen, 2019; SLU Artdatabanken, 2025).</w:t>
-      </w:r>
-    </w:p>
-    <w:p>
-      <w:r>
-        <w:rPr>
-          <w:b/>
-        </w:rPr>
-        <w:t>Lunglav (NT)</w:t>
-      </w:r>
-      <w:r>
-        <w:t xml:space="preserve"> är en av vårt lands främsta signalarter som överallt indikerar gamla lövträd, skogsbestånd med höga naturvärden och ekosystem med långskoglig kontinuitet. Lokalt kan förekomsten vara mycket riklig men den hittas nästan enbart i gamla och ej slutavverkade skogar. Artens samtliga förekomster bör uppmärksammas från naturvårdssynpunkt, då många lokaler även hyser andra ovanliga och rödlistade arter. Rikliga förekomster bör skyddas med biotopskydd, frivilliga avsättningar eller reservat. På lunglav kan de sällsynta lavparasiterna lunglavshårprick (CR), </w:t>
-      </w:r>
-      <w:r>
-        <w:rPr>
-          <w:i/>
-        </w:rPr>
-        <w:t>Abrothallus diederichii</w:t>
-      </w:r>
-      <w:r>
-        <w:t xml:space="preserve"> (VU), </w:t>
-      </w:r>
-      <w:r>
-        <w:rPr>
-          <w:i/>
-        </w:rPr>
-        <w:t>Abrothallus lobariae</w:t>
-      </w:r>
-      <w:r>
-        <w:t xml:space="preserve"> (VU), </w:t>
-      </w:r>
-      <w:r>
-        <w:rPr>
-          <w:i/>
-        </w:rPr>
-        <w:t>Calycina lobariae</w:t>
-      </w:r>
-      <w:r>
-        <w:t xml:space="preserve"> (VU), lunglavsknapp (VU) och skrovelmössing (VU) påträffas. Lunglav är typisk art för </w:t>
-      </w:r>
-      <w:r>
-        <w:rPr>
-          <w:i/>
-        </w:rPr>
-        <w:t>9010 Taiga, 9020 Nordlig ädellövskog, 9110 Näringsfattig bokskog, 9130 Näringsrik bokskog, 9160 Näringsrik ekskog, 9180 Ädellövskog i branter, 9190 Näringsfattig ekskog, 9070 Trädklädd betesmark, 9040 Fjällbjörkskog</w:t>
-      </w:r>
-      <w:r>
-        <w:t xml:space="preserve"> och</w:t>
-      </w:r>
-      <w:r>
-        <w:rPr>
-          <w:i/>
-        </w:rPr>
-        <w:t xml:space="preserve"> 6530 Lövängar</w:t>
-      </w:r>
-      <w:r>
-        <w:t xml:space="preserve"> (SLU Artdatabanken, 2026; Nitare &amp; Skogsstyrelsen, 2019).</w:t>
-      </w:r>
-    </w:p>
-    <w:p>
-      <w:r>
-        <w:rPr>
-          <w:b/>
-        </w:rPr>
-        <w:t xml:space="preserve">Mörk husmossa </w:t>
-      </w:r>
-      <w:r>
-        <w:t xml:space="preserve">är en mycket bra signalart i södra och mellersta Sverige. Den är sannolikt svårspridd och växer huvudsakligen i skog med lång skoglig kontinuitet i områden med konstant hög luftfuktighet. Den är känslig för större avverkningar, men tål plockhuggning som lämnar ett tätare trädskikt och ett obrutet, fukthållande mosstäcke på marken. Ett par studier har klart visat att artens tillväxt försämras när skogen huggs ner intill växtplatsen, och att ett kalhygges påverkan på mörk husmossa avtar både med avståndet från kalhygget och ju fuktigare växtplatsen är. Mörk husmossa är typisk art för </w:t>
-      </w:r>
-      <w:r>
-        <w:rPr>
-          <w:i/>
-        </w:rPr>
-        <w:t xml:space="preserve">9010 Taiga, 9050 Näringsrik granskog, 9080 Lövsumpskog, 9750 Svämlövskog, 9020 Nordlig ädellövskog, 9160 Näringsrik ekskog </w:t>
-      </w:r>
-      <w:r>
-        <w:t>och</w:t>
-      </w:r>
-      <w:r>
-        <w:rPr>
-          <w:i/>
-        </w:rPr>
-        <w:t xml:space="preserve"> 9180 Ädellövskog i branter</w:t>
-      </w:r>
-      <w:r>
-        <w:t xml:space="preserve"> (SLU Artdatabanken, 2024; Nitare &amp; Skogsstyrelsen, 2019).</w:t>
-      </w:r>
-    </w:p>
-    <w:p>
-      <w:r>
-        <w:rPr>
-          <w:b/>
-        </w:rPr>
-        <w:t>Rosenticka (NT)</w:t>
-      </w:r>
-      <w:r>
-        <w:t xml:space="preserve">, rödlistad som nära hotad, ingår i en karaktäristisk association av vedsvampar som växer på gamla, grova granlågor i urskogsartade barrskogar. Den är placerad i toppen av Skogsstyrelsens värdepyramid för bedömning av skog med höga naturvärden och indikerar ett granskogsekosystem med långvarig kontinuitet av grova lågor. Artens beroende av grova granlågor innebär att alla skogsskötselåtgärder på eller i omedelbar närhet av lokalerna utgör ett hot på lång sikt. Det är angeläget att populationerna inte ytterligare glesas ut och ett tillräckligt antal områden där arten nu finns måste sparas för framtiden. Rosenticka är typisk art för </w:t>
-      </w:r>
-      <w:r>
-        <w:rPr>
-          <w:i/>
-        </w:rPr>
-        <w:t xml:space="preserve">9010 Taiga </w:t>
-      </w:r>
-      <w:r>
-        <w:t xml:space="preserve">och </w:t>
-      </w:r>
-      <w:r>
-        <w:rPr>
-          <w:i/>
-        </w:rPr>
-        <w:t>9050 Näringsrik granskog</w:t>
-      </w:r>
-      <w:r>
-        <w:t xml:space="preserve"> (Nitare &amp; Skogsstyrelsen, 2019; SLU Artdatabanken, 2024).</w:t>
-      </w:r>
-    </w:p>
-    <w:p>
-      <w:r>
-        <w:rPr>
-          <w:b/>
-        </w:rPr>
-        <w:t>Rynkskinn (NT)</w:t>
-      </w:r>
-      <w:r>
-        <w:t xml:space="preserve"> är en vednedbrytare som växer på grova granlågor och ingår i en karaktäristisk association av vedsvampar knutna till urskogsartade barrskogar. Den har klassificerats som en “urskogsindikator” och är placerad i toppen av Skogsstyrelsens värdepyramid för bedömning av skog med höga naturvärden. Allt tyder på att rynkskinn är mycket känslig för skogliga ingrepp och lokalerna, som oftast har höga biologiska kvaliteter, bör lämnas till fri utveckling. Rynkskinn är typisk art för </w:t>
-      </w:r>
-      <w:r>
-        <w:rPr>
-          <w:i/>
-        </w:rPr>
-        <w:t xml:space="preserve">9010 Taiga, 9050 Näringsrik granskog </w:t>
-      </w:r>
-      <w:r>
-        <w:t>och</w:t>
-      </w:r>
-      <w:r>
-        <w:rPr>
-          <w:i/>
-        </w:rPr>
-        <w:t xml:space="preserve"> 9030 Landhöjningsskog</w:t>
-      </w:r>
-      <w:r>
-        <w:t xml:space="preserve"> (Nitare &amp; Skogsstyrelsen, 2019; SLU Artdatabanken, 2026).</w:t>
-      </w:r>
-    </w:p>
-    <w:p>
-      <w:r>
-        <w:rPr>
-          <w:b/>
-        </w:rPr>
-        <w:t xml:space="preserve">Skinnlav </w:t>
-      </w:r>
-      <w:r>
-        <w:t xml:space="preserve">förekommer på diverse lövträd, främst på gammal asp och sälg. Den påträffas främst i områden med lång kontinuitet av grova lövträd och signalerar skogsmark med höga naturvärden. På lokalerna förekommer som regel ett flertal andra ovanliga eller rödlistade lavar. I likhet med gelélavarna, etablerar sig skinnlaven i skogsmark på grova aspar i sena lövsuccessioner. Skinnlav är typisk art för </w:t>
-      </w:r>
-      <w:r>
-        <w:rPr>
-          <w:i/>
-        </w:rPr>
-        <w:t xml:space="preserve">9010 Taiga, 9020 Nordlig ädellövskog </w:t>
-      </w:r>
-      <w:r>
-        <w:t xml:space="preserve">och </w:t>
-      </w:r>
-      <w:r>
-        <w:rPr>
-          <w:i/>
-        </w:rPr>
-        <w:t xml:space="preserve">9070 Trädklädd betesmark </w:t>
-      </w:r>
-      <w:r>
-        <w:t>(Nitare &amp; Skogsstyrelsen, 2019; SLU Artdatabanken, 2025).</w:t>
-      </w:r>
-    </w:p>
-    <w:p>
-      <w:r>
-        <w:rPr>
-          <w:b/>
-        </w:rPr>
-        <w:t>Ullticka (NT)</w:t>
-      </w:r>
-      <w:r>
-        <w:t xml:space="preserve"> är knuten till restbestånd av barrnaturskog och förekommer med ett tydligt optimum i orörda eller måttligt påverkade gamla granskogar där det föreligger viss kontinuitet av grov död ved. Ullticka är en bra signalart inom hela sitt utbredningsområde och i södra Sverige är den sällsynt och en god signalart för skyddsvärda granskogsmiljöer. Den hotas av avverkning och fragmentering av naturskog och äldre granskog med lång trädkontinuitet. På ullticka kan ibland ulltickeporing (VU) påträffas - det är en sällsynt ticka som nyligen delats upp i de tre olika arterna ulltickeporing </w:t>
-      </w:r>
-      <w:r>
-        <w:rPr>
-          <w:i/>
-        </w:rPr>
-        <w:t xml:space="preserve">Skeletocutis brevispora </w:t>
-      </w:r>
-      <w:r>
-        <w:t>(VU)</w:t>
-      </w:r>
-      <w:r>
-        <w:rPr>
-          <w:i/>
-        </w:rPr>
-        <w:t>, Skeletocutis delicata</w:t>
-      </w:r>
-      <w:r>
-        <w:t xml:space="preserve"> (VU)</w:t>
-      </w:r>
-      <w:r>
-        <w:rPr>
-          <w:i/>
-        </w:rPr>
-        <w:t xml:space="preserve"> och Skeletocutis exilis</w:t>
-      </w:r>
-      <w:r>
-        <w:t xml:space="preserve"> (NT). Ullticka är typisk art för </w:t>
-      </w:r>
-      <w:r>
-        <w:rPr>
-          <w:i/>
-        </w:rPr>
-        <w:t xml:space="preserve">9010 Taiga, 9050 Näringsrik granskog </w:t>
-      </w:r>
-      <w:r>
-        <w:t xml:space="preserve">och </w:t>
-      </w:r>
-      <w:r>
-        <w:rPr>
-          <w:i/>
-        </w:rPr>
-        <w:t>9030 Landhöjningsskog</w:t>
-      </w:r>
-      <w:r>
-        <w:t xml:space="preserve"> (SLU Artdatabanken, 2026; Nitare &amp; Skogsstyrelsen, 2019; Miettinen &amp; Niemelä, 2018).</w:t>
-      </w:r>
-    </w:p>
-    <w:p>
-      <w:r>
-        <w:rPr>
-          <w:b/>
-        </w:rPr>
-        <w:t xml:space="preserve">Vedticka </w:t>
-      </w:r>
-      <w:r>
-        <w:t xml:space="preserve">är en bra signalart söder om den naturliga norrlandsgränsen. Den är huvudsakligen knuten till äldre barrskogar där det föreligger långvarig kontinuitet av död barrved. Vedticka är typisk art för </w:t>
-      </w:r>
-      <w:r>
-        <w:rPr>
-          <w:i/>
-        </w:rPr>
-        <w:t xml:space="preserve">9010 Taiga </w:t>
-      </w:r>
-      <w:r>
-        <w:t>(Nitare &amp; Skogsstyrelsen, 2019; SLU Artdatabanken, 2025).</w:t>
       </w:r>
     </w:p>
     <w:p>
@@ -1245,7 +1202,7 @@
     <w:r>
       <w:tab/>
       <w:tab/>
-      <w:t>2026-06-20</w:t>
+      <w:t>2026-06-21</w:t>
       <w:br/>
       <w:br/>
     </w:r>

--- a/klagomål/A 23569-2026 FSC-klagomål.docx
+++ b/klagomål/A 23569-2026 FSC-klagomål.docx
@@ -1202,7 +1202,7 @@
     <w:r>
       <w:tab/>
       <w:tab/>
-      <w:t>2026-06-21</w:t>
+      <w:t>2026-06-22</w:t>
       <w:br/>
       <w:br/>
     </w:r>

--- a/klagomål/A 23569-2026 FSC-klagomål.docx
+++ b/klagomål/A 23569-2026 FSC-klagomål.docx
@@ -1202,7 +1202,7 @@
     <w:r>
       <w:tab/>
       <w:tab/>
-      <w:t>2026-06-22</w:t>
+      <w:t>2026-06-23</w:t>
       <w:br/>
       <w:br/>
     </w:r>

--- a/klagomål/A 23569-2026 FSC-klagomål.docx
+++ b/klagomål/A 23569-2026 FSC-klagomål.docx
@@ -1202,7 +1202,7 @@
     <w:r>
       <w:tab/>
       <w:tab/>
-      <w:t>2026-06-23</w:t>
+      <w:t>2026-06-24</w:t>
       <w:br/>
       <w:br/>
     </w:r>

--- a/klagomål/A 23569-2026 FSC-klagomål.docx
+++ b/klagomål/A 23569-2026 FSC-klagomål.docx
@@ -1202,7 +1202,7 @@
     <w:r>
       <w:tab/>
       <w:tab/>
-      <w:t>2026-06-24</w:t>
+      <w:t>2026-06-25</w:t>
       <w:br/>
       <w:br/>
     </w:r>

--- a/klagomål/A 23569-2026 FSC-klagomål.docx
+++ b/klagomål/A 23569-2026 FSC-klagomål.docx
@@ -1202,7 +1202,7 @@
     <w:r>
       <w:tab/>
       <w:tab/>
-      <w:t>2026-06-25</w:t>
+      <w:t>2026-06-26</w:t>
       <w:br/>
       <w:br/>
     </w:r>

--- a/klagomål/A 23569-2026 FSC-klagomål.docx
+++ b/klagomål/A 23569-2026 FSC-klagomål.docx
@@ -1202,7 +1202,7 @@
     <w:r>
       <w:tab/>
       <w:tab/>
-      <w:t>2026-06-26</w:t>
+      <w:t>2026-06-27</w:t>
       <w:br/>
       <w:br/>
     </w:r>

--- a/klagomål/A 23569-2026 FSC-klagomål.docx
+++ b/klagomål/A 23569-2026 FSC-klagomål.docx
@@ -1202,7 +1202,7 @@
     <w:r>
       <w:tab/>
       <w:tab/>
-      <w:t>2026-06-27</w:t>
+      <w:t>2026-06-28</w:t>
       <w:br/>
       <w:br/>
     </w:r>

--- a/klagomål/A 23569-2026 FSC-klagomål.docx
+++ b/klagomål/A 23569-2026 FSC-klagomål.docx
@@ -1202,7 +1202,7 @@
     <w:r>
       <w:tab/>
       <w:tab/>
-      <w:t>2026-06-28</w:t>
+      <w:t>2026-06-29</w:t>
       <w:br/>
       <w:br/>
     </w:r>

--- a/klagomål/A 23569-2026 FSC-klagomål.docx
+++ b/klagomål/A 23569-2026 FSC-klagomål.docx
@@ -1202,7 +1202,7 @@
     <w:r>
       <w:tab/>
       <w:tab/>
-      <w:t>2026-06-29</w:t>
+      <w:t>2026-06-30</w:t>
       <w:br/>
       <w:br/>
     </w:r>

--- a/klagomål/A 23569-2026 FSC-klagomål.docx
+++ b/klagomål/A 23569-2026 FSC-klagomål.docx
@@ -1202,7 +1202,7 @@
     <w:r>
       <w:tab/>
       <w:tab/>
-      <w:t>2026-06-30</w:t>
+      <w:t>2026-07-01</w:t>
       <w:br/>
       <w:br/>
     </w:r>

--- a/klagomål/A 23569-2026 FSC-klagomål.docx
+++ b/klagomål/A 23569-2026 FSC-klagomål.docx
@@ -1620,7 +1620,7 @@
     <w:r>
       <w:tab/>
       <w:tab/>
-      <w:t>2026-07-13</w:t>
+      <w:t>2026-07-14</w:t>
       <w:br/>
       <w:br/>
     </w:r>

--- a/klagomål/A 23569-2026 FSC-klagomål.docx
+++ b/klagomål/A 23569-2026 FSC-klagomål.docx
@@ -1620,7 +1620,7 @@
     <w:r>
       <w:tab/>
       <w:tab/>
-      <w:t>2026-07-14</w:t>
+      <w:t>2026-07-15</w:t>
       <w:br/>
       <w:br/>
     </w:r>

--- a/klagomål/A 23569-2026 FSC-klagomål.docx
+++ b/klagomål/A 23569-2026 FSC-klagomål.docx
@@ -1620,7 +1620,7 @@
     <w:r>
       <w:tab/>
       <w:tab/>
-      <w:t>2026-07-15</w:t>
+      <w:t>2026-07-16</w:t>
       <w:br/>
       <w:br/>
     </w:r>

--- a/klagomål/A 23569-2026 FSC-klagomål.docx
+++ b/klagomål/A 23569-2026 FSC-klagomål.docx
@@ -1620,7 +1620,7 @@
     <w:r>
       <w:tab/>
       <w:tab/>
-      <w:t>2026-07-16</w:t>
+      <w:t>2026-07-17</w:t>
       <w:br/>
       <w:br/>
     </w:r>

--- a/klagomål/A 23569-2026 FSC-klagomål.docx
+++ b/klagomål/A 23569-2026 FSC-klagomål.docx
@@ -1620,7 +1620,7 @@
     <w:r>
       <w:tab/>
       <w:tab/>
-      <w:t>2026-07-17</w:t>
+      <w:t>2026-07-18</w:t>
       <w:br/>
       <w:br/>
     </w:r>

--- a/klagomål/A 23569-2026 FSC-klagomål.docx
+++ b/klagomål/A 23569-2026 FSC-klagomål.docx
@@ -1620,7 +1620,7 @@
     <w:r>
       <w:tab/>
       <w:tab/>
-      <w:t>2026-07-18</w:t>
+      <w:t>2026-07-19</w:t>
       <w:br/>
       <w:br/>
     </w:r>

--- a/klagomål/A 23569-2026 FSC-klagomål.docx
+++ b/klagomål/A 23569-2026 FSC-klagomål.docx
@@ -1620,7 +1620,7 @@
     <w:r>
       <w:tab/>
       <w:tab/>
-      <w:t>2026-07-19</w:t>
+      <w:t>2026-07-20</w:t>
       <w:br/>
       <w:br/>
     </w:r>

--- a/klagomål/A 23569-2026 FSC-klagomål.docx
+++ b/klagomål/A 23569-2026 FSC-klagomål.docx
@@ -1620,7 +1620,7 @@
     <w:r>
       <w:tab/>
       <w:tab/>
-      <w:t>2026-07-20</w:t>
+      <w:t>2026-07-21</w:t>
       <w:br/>
       <w:br/>
     </w:r>
